--- a/assets/docs/lop2/Am nhac - Lop 2.docx
+++ b/assets/docs/lop2/Am nhac - Lop 2.docx
@@ -1380,6 +1380,19 @@
               <w:t>NLS-KT (Cơ bản 1): nghe/xem tư liệu âm nhạc trên máy; nói rõ tên bài, tên tác giả khi giới thiệu.</w:t>
             </w:r>
           </w:p>
+          <w:p>
+            <w:pPr>
+              <w:spacing w:after="0"/>
+            </w:pPr>
+            <w:r>
+              <w:rPr>
+                <w:b w:val="0"/>
+                <w:i w:val="0"/>
+                <w:sz w:val="18"/>
+              </w:rPr>
+              <w:t>QPAN: Chọn bài hát ca ngợi quê hương, đất nước, hoà bình; liên hệ tinh thần đoàn kết toàn dân tộc và sự hi sinh của các chiến sĩ cách mạng.</w:t>
+            </w:r>
+          </w:p>
         </w:tc>
         <w:tc>
           <w:tcPr>
@@ -1495,6 +1508,19 @@
                 <w:sz w:val="18"/>
               </w:rPr>
               <w:t>NLS-ST (Cơ bản 1): ghi âm/quay lại phần trình bày của nhóm; chỉ chia sẻ trong lớp.</w:t>
+            </w:r>
+          </w:p>
+          <w:p>
+            <w:pPr>
+              <w:spacing w:after="0"/>
+            </w:pPr>
+            <w:r>
+              <w:rPr>
+                <w:b w:val="0"/>
+                <w:i w:val="0"/>
+                <w:sz w:val="18"/>
+              </w:rPr>
+              <w:t>KNS: KN tự tin biểu diễn trước tập thể và phối hợp cùng nhóm.</w:t>
             </w:r>
           </w:p>
         </w:tc>
@@ -2312,6 +2338,19 @@
                 <w:sz w:val="18"/>
               </w:rPr>
               <w:t>NLS-GQVĐ (Cơ bản 1): dùng đàn/ứng dụng nhạc để nghe đúng cao độ, sau đó tự luyện lại.</w:t>
+            </w:r>
+          </w:p>
+          <w:p>
+            <w:pPr>
+              <w:spacing w:after="0"/>
+            </w:pPr>
+            <w:r>
+              <w:rPr>
+                <w:b w:val="0"/>
+                <w:i w:val="0"/>
+                <w:sz w:val="18"/>
+              </w:rPr>
+              <w:t>KNS: KN tự tin biểu diễn trước tập thể và phối hợp cùng nhóm.</w:t>
             </w:r>
           </w:p>
         </w:tc>
@@ -3504,6 +3543,19 @@
               <w:t>NLS-KT (Cơ bản 1): nghe/xem tư liệu âm nhạc trên máy; nói rõ tên bài, tên tác giả khi giới thiệu.</w:t>
             </w:r>
           </w:p>
+          <w:p>
+            <w:pPr>
+              <w:spacing w:after="0"/>
+            </w:pPr>
+            <w:r>
+              <w:rPr>
+                <w:b w:val="0"/>
+                <w:i w:val="0"/>
+                <w:sz w:val="18"/>
+              </w:rPr>
+              <w:t>KNS: KN tự tin biểu diễn trước tập thể và phối hợp cùng nhóm.</w:t>
+            </w:r>
+          </w:p>
         </w:tc>
         <w:tc>
           <w:tcPr>
@@ -3619,6 +3671,19 @@
                 <w:sz w:val="18"/>
               </w:rPr>
               <w:t>NLS-ST (Cơ bản 1): ghi âm/quay lại phần trình bày của nhóm; chỉ chia sẻ trong lớp.</w:t>
+            </w:r>
+          </w:p>
+          <w:p>
+            <w:pPr>
+              <w:spacing w:after="0"/>
+            </w:pPr>
+            <w:r>
+              <w:rPr>
+                <w:b w:val="0"/>
+                <w:i w:val="0"/>
+                <w:sz w:val="18"/>
+              </w:rPr>
+              <w:t>KNS: KN tự tin biểu diễn trước tập thể và phối hợp cùng nhóm.</w:t>
             </w:r>
           </w:p>
         </w:tc>
@@ -4435,6 +4500,19 @@
                 <w:sz w:val="18"/>
               </w:rPr>
               <w:t>NLS-KT (Cơ bản 1): nghe/xem tư liệu âm nhạc trên máy; nói rõ tên bài, tên tác giả khi giới thiệu.</w:t>
+            </w:r>
+          </w:p>
+          <w:p>
+            <w:pPr>
+              <w:spacing w:after="0"/>
+            </w:pPr>
+            <w:r>
+              <w:rPr>
+                <w:b w:val="0"/>
+                <w:i w:val="0"/>
+                <w:sz w:val="18"/>
+              </w:rPr>
+              <w:t>KNS: KN tự tin biểu diễn trước tập thể và phối hợp cùng nhóm.</w:t>
             </w:r>
           </w:p>
         </w:tc>

--- a/assets/docs/lop2/Am nhac - Lop 2.docx
+++ b/assets/docs/lop2/Am nhac - Lop 2.docx
@@ -910,7 +910,33 @@
                 <w:i w:val="0"/>
                 <w:sz w:val="18"/>
               </w:rPr>
-              <w:t>NLS-GQVĐ (Cơ bản 1): dùng đàn/ứng dụng nhạc để nghe đúng cao độ, sau đó tự luyện lại.</w:t>
+              <w:t>NLS-KT (Cơ bản 1): GV dùng đàn phím điện tử hoặc phần mềm đàn phím trên máy tính để lấy cao độ chuẩn cho “Bài số 1”: bấm từng nốt cho HS</w:t>
+            </w:r>
+          </w:p>
+          <w:p>
+            <w:pPr>
+              <w:spacing w:after="0"/>
+            </w:pPr>
+            <w:r>
+              <w:rPr>
+                <w:b w:val="0"/>
+                <w:i w:val="0"/>
+                <w:sz w:val="18"/>
+              </w:rPr>
+              <w:t>NLS-GQVĐ (Cơ bản 1): GV mở trò chơi nghe nốt trên máy: máy phát một nốt, HS giơ kí hiệu bàn tay tương ứng</w:t>
+            </w:r>
+          </w:p>
+          <w:p>
+            <w:pPr>
+              <w:spacing w:after="0"/>
+            </w:pPr>
+            <w:r>
+              <w:rPr>
+                <w:b w:val="0"/>
+                <w:i w:val="0"/>
+                <w:sz w:val="18"/>
+              </w:rPr>
+              <w:t>NLS-AT: GV thao tác đàn và máy tính, HS chỉ nghe và đọc theo</w:t>
             </w:r>
           </w:p>
         </w:tc>

--- a/assets/docs/lop2/Am nhac - Lop 2.docx
+++ b/assets/docs/lop2/Am nhac - Lop 2.docx
@@ -624,7 +624,7 @@
                 <w:i w:val="0"/>
                 <w:sz w:val="18"/>
               </w:rPr>
-              <w:t>NLS-KT (Cơ bản 1): GV mở bản thu mẫu “Dàn nhạc trong vườn” từ học liệu số, chiếu tên bài, tác giả Tô Đông Hải; HS nghe từng câu rồi hát theo</w:t>
+              <w:t>NLS-KT (Cơ bản 1): GV mở bản thu mẫu bài “Dàn nhạc trong vườn” từ học liệu số, chiếu tên bài và dòng “Nhạc và lời: Tô Đông Hải”</w:t>
             </w:r>
           </w:p>
           <w:p>
@@ -637,7 +637,7 @@
                 <w:i w:val="0"/>
                 <w:sz w:val="18"/>
               </w:rPr>
-              <w:t>NLS-ST (Cơ bản 1): GV thu âm cả lớp hát gõ đệm theo phách bằng điện thoại, mở lại trên loa; HS chỉ chỗ gõ phách chưa đều, sai lời</w:t>
+              <w:t>NLS-ST (Cơ bản 1): GV dùng điện thoại thu âm cả lớp hát “Dàn nhạc trong vườn” kết hợp gõ đệm theo phách rồi mở lại ngay trên loa</w:t>
             </w:r>
           </w:p>
           <w:p>
@@ -650,7 +650,7 @@
                 <w:i w:val="0"/>
                 <w:sz w:val="18"/>
               </w:rPr>
-              <w:t>NLS-AT: Bản thu lấy từ học liệu bộ sách, kênh chính thức; nêu tên tác giả.</w:t>
+              <w:t>NLS-AT: Bản thu bài “Dàn nhạc trong vườn” chỉ lấy từ học liệu của bộ sách hoặc kênh chính</w:t>
             </w:r>
           </w:p>
         </w:tc>
@@ -767,33 +767,6 @@
                 <w:i w:val="0"/>
                 <w:sz w:val="18"/>
               </w:rPr>
-              <w:t>NLS-KT (Cơ bản 1): GV chiếu hình kèn đồng, mở đoạn kèn đồng trong Quốc ca; mở bản kể chuyện “Ước mơ của bạn Đô” có hình, dừng mỗi tranh</w:t>
-            </w:r>
-          </w:p>
-          <w:p>
-            <w:pPr>
-              <w:spacing w:after="0"/>
-            </w:pPr>
-            <w:r>
-              <w:rPr>
-                <w:b w:val="0"/>
-                <w:i w:val="0"/>
-                <w:sz w:val="18"/>
-              </w:rPr>
-              <w:t>NLS-GQVĐ (Cơ bản 1): GV chiếu bài tập tương tác: nghe âm thanh, HS chọn đúng hình kèn đồng, sắp xếp thứ tự tranh truyện; máy báo sai thì nghe lại</w:t>
-            </w:r>
-          </w:p>
-          <w:p>
-            <w:pPr>
-              <w:spacing w:after="0"/>
-            </w:pPr>
-            <w:r>
-              <w:rPr>
-                <w:b w:val="0"/>
-                <w:i w:val="0"/>
-                <w:sz w:val="18"/>
-              </w:rPr>
-              <w:t>NLS-AT: Tư liệu lấy từ nhà xuất bản, kênh chính thức, tải sẵn về máy.</w:t>
             </w:r>
           </w:p>
         </w:tc>
@@ -1053,7 +1026,6 @@
                 <w:i w:val="0"/>
                 <w:sz w:val="18"/>
               </w:rPr>
-              <w:t>NLS-GQVĐ (Cơ bản 1): dùng đàn/ứng dụng nhạc để nghe đúng cao độ, sau đó tự luyện lại.</w:t>
             </w:r>
           </w:p>
         </w:tc>
@@ -1170,7 +1142,33 @@
                 <w:i w:val="0"/>
                 <w:sz w:val="18"/>
               </w:rPr>
-              <w:t>NLS-AT (Cơ bản 1): nghe nhạc với âm lượng vừa phải; hát bài của ai thì giới thiệu rõ tên tác giả.</w:t>
+              <w:t>NLS-KT (Cơ bản 1): GV mở bản thu mẫu bài “Con chim chích choè” lấy từ học liệu điện tử của bộ sách hoặc kênh chính thức của nhà xuất bản</w:t>
+            </w:r>
+          </w:p>
+          <w:p>
+            <w:pPr>
+              <w:spacing w:after="0"/>
+            </w:pPr>
+            <w:r>
+              <w:rPr>
+                <w:b w:val="0"/>
+                <w:i w:val="0"/>
+                <w:sz w:val="18"/>
+              </w:rPr>
+              <w:t>NLS-ST (Cơ bản 1): GV dùng điện thoại thu âm phần hát bài “Con chim chích choè” của cả lớp rồi mở lại ngay cho HS nghe</w:t>
+            </w:r>
+          </w:p>
+          <w:p>
+            <w:pPr>
+              <w:spacing w:after="0"/>
+            </w:pPr>
+            <w:r>
+              <w:rPr>
+                <w:b w:val="0"/>
+                <w:i w:val="0"/>
+                <w:sz w:val="18"/>
+              </w:rPr>
+              <w:t>NLS-AT: Bản thu bài “Con chim chích choè” chỉ lấy từ học liệu của bộ sách hoặc kênh chính</w:t>
             </w:r>
           </w:p>
         </w:tc>
@@ -1403,7 +1401,33 @@
                 <w:i w:val="0"/>
                 <w:sz w:val="18"/>
               </w:rPr>
-              <w:t>NLS-KT (Cơ bản 1): nghe/xem tư liệu âm nhạc trên máy; nói rõ tên bài, tên tác giả khi giới thiệu.</w:t>
+              <w:t>NLS-KT (Cơ bản 1): GV chiếu đoạn phim quay cận cảnh cho nội dung “Đàn bầu Việt Nam”: nhìn rõ hình dáng, chất liệu, số dây hoặc số lỗ</w:t>
+            </w:r>
+          </w:p>
+          <w:p>
+            <w:pPr>
+              <w:spacing w:after="0"/>
+            </w:pPr>
+            <w:r>
+              <w:rPr>
+                <w:b w:val="0"/>
+                <w:i w:val="0"/>
+                <w:sz w:val="18"/>
+              </w:rPr>
+              <w:t>NLS-GQVĐ (Cơ bản 1): HS làm bài tập nghe tương tác có chấm ngay: GV mở lần lượt vài đoạn nhạc ngắn</w:t>
+            </w:r>
+          </w:p>
+          <w:p>
+            <w:pPr>
+              <w:spacing w:after="0"/>
+            </w:pPr>
+            <w:r>
+              <w:rPr>
+                <w:b w:val="0"/>
+                <w:i w:val="0"/>
+                <w:sz w:val="18"/>
+              </w:rPr>
+              <w:t>NLS-AT: Tư liệu về “Đàn bầu Việt Nam” phải lấy từ trang của nhà xuất bản, nhà hát</w:t>
             </w:r>
           </w:p>
           <w:p>
@@ -1533,19 +1557,6 @@
                 <w:i w:val="0"/>
                 <w:sz w:val="18"/>
               </w:rPr>
-              <w:t>NLS-ST (Cơ bản 1): ghi âm/quay lại phần trình bày của nhóm; chỉ chia sẻ trong lớp.</w:t>
-            </w:r>
-          </w:p>
-          <w:p>
-            <w:pPr>
-              <w:spacing w:after="0"/>
-            </w:pPr>
-            <w:r>
-              <w:rPr>
-                <w:b w:val="0"/>
-                <w:i w:val="0"/>
-                <w:sz w:val="18"/>
-              </w:rPr>
               <w:t>KNS: KN tự tin biểu diễn trước tập thể và phối hợp cùng nhóm.</w:t>
             </w:r>
           </w:p>
@@ -1663,7 +1674,33 @@
                 <w:i w:val="0"/>
                 <w:sz w:val="18"/>
               </w:rPr>
-              <w:t>NLS-AT (Cơ bản 1): nghe nhạc với âm lượng vừa phải; hát bài của ai thì giới thiệu rõ tên tác giả.</w:t>
+              <w:t>NLS-KT (Cơ bản 1): GV mở bản thu mẫu bài “Học sinh lớp Hai chăm ngoan” lấy từ học liệu điện tử của bộ sách hoặc kênh chính thức của nhà xuất</w:t>
+            </w:r>
+          </w:p>
+          <w:p>
+            <w:pPr>
+              <w:spacing w:after="0"/>
+            </w:pPr>
+            <w:r>
+              <w:rPr>
+                <w:b w:val="0"/>
+                <w:i w:val="0"/>
+                <w:sz w:val="18"/>
+              </w:rPr>
+              <w:t>NLS-ST (Cơ bản 1): GV dùng điện thoại thu âm phần hát bài “Học sinh lớp Hai chăm ngoan” của cả lớp rồi mở lại ngay cho HS nghe</w:t>
+            </w:r>
+          </w:p>
+          <w:p>
+            <w:pPr>
+              <w:spacing w:after="0"/>
+            </w:pPr>
+            <w:r>
+              <w:rPr>
+                <w:b w:val="0"/>
+                <w:i w:val="0"/>
+                <w:sz w:val="18"/>
+              </w:rPr>
+              <w:t>NLS-AT: Bản thu bài “Học sinh lớp Hai chăm ngoan” chỉ lấy từ học liệu của bộ sách hoặc</w:t>
             </w:r>
           </w:p>
         </w:tc>
@@ -1896,7 +1933,6 @@
                 <w:i w:val="0"/>
                 <w:sz w:val="18"/>
               </w:rPr>
-              <w:t>NLS-GQVĐ (Cơ bản 1): dùng đàn/ứng dụng nhạc để nghe đúng cao độ, sau đó tự luyện lại.</w:t>
             </w:r>
           </w:p>
         </w:tc>
@@ -2013,7 +2049,6 @@
                 <w:i w:val="0"/>
                 <w:sz w:val="18"/>
               </w:rPr>
-              <w:t>NLS-GQVĐ (Cơ bản 1): dùng đàn/ứng dụng nhạc để nghe đúng cao độ, sau đó tự luyện lại.</w:t>
             </w:r>
           </w:p>
         </w:tc>
@@ -2130,7 +2165,33 @@
                 <w:i w:val="0"/>
                 <w:sz w:val="18"/>
               </w:rPr>
-              <w:t>NLS-AT (Cơ bản 1): nghe nhạc với âm lượng vừa phải; hát bài của ai thì giới thiệu rõ tên tác giả.</w:t>
+              <w:t>NLS-KT (Cơ bản 1): GV mở bản thu mẫu bài “Chú chim nhỏ dễ thương” lấy từ học liệu điện tử của bộ sách hoặc kênh chính thức của nhà xuất bản</w:t>
+            </w:r>
+          </w:p>
+          <w:p>
+            <w:pPr>
+              <w:spacing w:after="0"/>
+            </w:pPr>
+            <w:r>
+              <w:rPr>
+                <w:b w:val="0"/>
+                <w:i w:val="0"/>
+                <w:sz w:val="18"/>
+              </w:rPr>
+              <w:t>NLS-ST (Cơ bản 1): GV dùng điện thoại thu âm phần hát bài “Chú chim nhỏ dễ thương” của cả lớp rồi mở lại ngay cho HS nghe</w:t>
+            </w:r>
+          </w:p>
+          <w:p>
+            <w:pPr>
+              <w:spacing w:after="0"/>
+            </w:pPr>
+            <w:r>
+              <w:rPr>
+                <w:b w:val="0"/>
+                <w:i w:val="0"/>
+                <w:sz w:val="18"/>
+              </w:rPr>
+              <w:t>NLS-AT: Bản thu bài “Chú chim nhỏ dễ thương” chỉ lấy từ học liệu của bộ sách hoặc kênh</w:t>
             </w:r>
           </w:p>
         </w:tc>
@@ -2363,19 +2424,6 @@
                 <w:i w:val="0"/>
                 <w:sz w:val="18"/>
               </w:rPr>
-              <w:t>NLS-GQVĐ (Cơ bản 1): dùng đàn/ứng dụng nhạc để nghe đúng cao độ, sau đó tự luyện lại.</w:t>
-            </w:r>
-          </w:p>
-          <w:p>
-            <w:pPr>
-              <w:spacing w:after="0"/>
-            </w:pPr>
-            <w:r>
-              <w:rPr>
-                <w:b w:val="0"/>
-                <w:i w:val="0"/>
-                <w:sz w:val="18"/>
-              </w:rPr>
               <w:t>KNS: KN tự tin biểu diễn trước tập thể và phối hợp cùng nhóm.</w:t>
             </w:r>
           </w:p>
@@ -2493,7 +2541,6 @@
                 <w:i w:val="0"/>
                 <w:sz w:val="18"/>
               </w:rPr>
-              <w:t>NLS-ST (Cơ bản 1): ghi âm/quay lại phần trình bày của nhóm; chỉ chia sẻ trong lớp.</w:t>
             </w:r>
           </w:p>
         </w:tc>
@@ -2866,7 +2913,33 @@
                 <w:i w:val="0"/>
                 <w:sz w:val="18"/>
               </w:rPr>
-              <w:t>NLS-AT (Cơ bản 1): nghe nhạc với âm lượng vừa phải; hát bài của ai thì giới thiệu rõ tên tác giả.</w:t>
+              <w:t>NLS-KT (Cơ bản 1): GV mở bản thu mẫu bài “Hoa lá mùa xuân” lấy từ học liệu điện tử của bộ sách hoặc kênh chính thức của nhà xuất bản</w:t>
+            </w:r>
+          </w:p>
+          <w:p>
+            <w:pPr>
+              <w:spacing w:after="0"/>
+            </w:pPr>
+            <w:r>
+              <w:rPr>
+                <w:b w:val="0"/>
+                <w:i w:val="0"/>
+                <w:sz w:val="18"/>
+              </w:rPr>
+              <w:t>NLS-ST (Cơ bản 1): GV dùng điện thoại thu âm phần hát bài “Hoa lá mùa xuân” của cả lớp rồi mở lại ngay cho HS nghe</w:t>
+            </w:r>
+          </w:p>
+          <w:p>
+            <w:pPr>
+              <w:spacing w:after="0"/>
+            </w:pPr>
+            <w:r>
+              <w:rPr>
+                <w:b w:val="0"/>
+                <w:i w:val="0"/>
+                <w:sz w:val="18"/>
+              </w:rPr>
+              <w:t>NLS-AT: Bản thu bài “Hoa lá mùa xuân” chỉ lấy từ học liệu của bộ sách hoặc kênh chính</w:t>
             </w:r>
           </w:p>
         </w:tc>
@@ -3099,7 +3172,6 @@
                 <w:i w:val="0"/>
                 <w:sz w:val="18"/>
               </w:rPr>
-              <w:t>NLS-KT (Cơ bản 1): nghe/xem tư liệu âm nhạc trên máy; nói rõ tên bài, tên tác giả khi giới thiệu.</w:t>
             </w:r>
           </w:p>
         </w:tc>
@@ -3216,7 +3288,6 @@
                 <w:i w:val="0"/>
                 <w:sz w:val="18"/>
               </w:rPr>
-              <w:t>NLS-ST (Cơ bản 1): ghi âm/quay lại phần trình bày của nhóm; chỉ chia sẻ trong lớp.</w:t>
             </w:r>
           </w:p>
         </w:tc>
@@ -3333,7 +3404,33 @@
                 <w:i w:val="0"/>
                 <w:sz w:val="18"/>
               </w:rPr>
-              <w:t>NLS-AT (Cơ bản 1): nghe nhạc với âm lượng vừa phải; hát bài của ai thì giới thiệu rõ tên tác giả.</w:t>
+              <w:t>NLS-KT (Cơ bản 1): GV mở bản thu mẫu bài “Mẹ ơi có biết” lấy từ học liệu điện tử của bộ sách hoặc kênh chính thức của nhà xuất bản</w:t>
+            </w:r>
+          </w:p>
+          <w:p>
+            <w:pPr>
+              <w:spacing w:after="0"/>
+            </w:pPr>
+            <w:r>
+              <w:rPr>
+                <w:b w:val="0"/>
+                <w:i w:val="0"/>
+                <w:sz w:val="18"/>
+              </w:rPr>
+              <w:t>NLS-ST (Cơ bản 1): GV dùng điện thoại thu âm phần hát bài “Mẹ ơi có biết” của cả lớp rồi mở lại ngay cho HS nghe</w:t>
+            </w:r>
+          </w:p>
+          <w:p>
+            <w:pPr>
+              <w:spacing w:after="0"/>
+            </w:pPr>
+            <w:r>
+              <w:rPr>
+                <w:b w:val="0"/>
+                <w:i w:val="0"/>
+                <w:sz w:val="18"/>
+              </w:rPr>
+              <w:t>NLS-AT: Bản thu bài “Mẹ ơi có biết” chỉ lấy từ học liệu của bộ sách hoặc kênh chính</w:t>
             </w:r>
           </w:p>
         </w:tc>
@@ -3566,7 +3663,33 @@
                 <w:i w:val="0"/>
                 <w:sz w:val="18"/>
               </w:rPr>
-              <w:t>NLS-KT (Cơ bản 1): nghe/xem tư liệu âm nhạc trên máy; nói rõ tên bài, tên tác giả khi giới thiệu.</w:t>
+              <w:t>NLS-KT (Cơ bản 1): GV chiếu đoạn phim quay cận cảnh cho nội dung “Giới thiệu nhạc cụ Ma-ra-cát”: nhìn rõ hình dáng, chất liệu, số dây hoặc số lỗ</w:t>
+            </w:r>
+          </w:p>
+          <w:p>
+            <w:pPr>
+              <w:spacing w:after="0"/>
+            </w:pPr>
+            <w:r>
+              <w:rPr>
+                <w:b w:val="0"/>
+                <w:i w:val="0"/>
+                <w:sz w:val="18"/>
+              </w:rPr>
+              <w:t>NLS-GQVĐ (Cơ bản 1): HS làm bài tập nghe tương tác có chấm ngay: GV mở lần lượt vài đoạn nhạc ngắn</w:t>
+            </w:r>
+          </w:p>
+          <w:p>
+            <w:pPr>
+              <w:spacing w:after="0"/>
+            </w:pPr>
+            <w:r>
+              <w:rPr>
+                <w:b w:val="0"/>
+                <w:i w:val="0"/>
+                <w:sz w:val="18"/>
+              </w:rPr>
+              <w:t>NLS-AT: Tư liệu về “Giới thiệu nhạc cụ Ma-ra-cát” phải lấy từ trang của nhà xuất bản, nhà hát</w:t>
             </w:r>
           </w:p>
           <w:p>
@@ -3696,19 +3819,6 @@
                 <w:i w:val="0"/>
                 <w:sz w:val="18"/>
               </w:rPr>
-              <w:t>NLS-ST (Cơ bản 1): ghi âm/quay lại phần trình bày của nhóm; chỉ chia sẻ trong lớp.</w:t>
-            </w:r>
-          </w:p>
-          <w:p>
-            <w:pPr>
-              <w:spacing w:after="0"/>
-            </w:pPr>
-            <w:r>
-              <w:rPr>
-                <w:b w:val="0"/>
-                <w:i w:val="0"/>
-                <w:sz w:val="18"/>
-              </w:rPr>
               <w:t>KNS: KN tự tin biểu diễn trước tập thể và phối hợp cùng nhóm.</w:t>
             </w:r>
           </w:p>
@@ -3826,7 +3936,33 @@
                 <w:i w:val="0"/>
                 <w:sz w:val="18"/>
               </w:rPr>
-              <w:t>NLS-AT (Cơ bản 1): nghe nhạc với âm lượng vừa phải; hát bài của ai thì giới thiệu rõ tên tác giả.</w:t>
+              <w:t>NLS-KT (Cơ bản 1): GV mở bản thu mẫu bài “Trang trại vui vẻ” lấy từ học liệu điện tử của bộ sách hoặc kênh chính thức của nhà xuất bản</w:t>
+            </w:r>
+          </w:p>
+          <w:p>
+            <w:pPr>
+              <w:spacing w:after="0"/>
+            </w:pPr>
+            <w:r>
+              <w:rPr>
+                <w:b w:val="0"/>
+                <w:i w:val="0"/>
+                <w:sz w:val="18"/>
+              </w:rPr>
+              <w:t>NLS-ST (Cơ bản 1): GV dùng điện thoại thu âm phần hát bài “Trang trại vui vẻ” của cả lớp rồi mở lại ngay cho HS nghe</w:t>
+            </w:r>
+          </w:p>
+          <w:p>
+            <w:pPr>
+              <w:spacing w:after="0"/>
+            </w:pPr>
+            <w:r>
+              <w:rPr>
+                <w:b w:val="0"/>
+                <w:i w:val="0"/>
+                <w:sz w:val="18"/>
+              </w:rPr>
+              <w:t>NLS-AT: Bản thu bài “Trang trại vui vẻ” chỉ lấy từ học liệu của bộ sách hoặc kênh chính</w:t>
             </w:r>
           </w:p>
         </w:tc>
@@ -4175,7 +4311,6 @@
                 <w:i w:val="0"/>
                 <w:sz w:val="18"/>
               </w:rPr>
-              <w:t>NLS-ST (Cơ bản 1): ghi âm/quay lại phần trình bày của nhóm; chỉ chia sẻ trong lớp.</w:t>
             </w:r>
           </w:p>
         </w:tc>
@@ -4292,7 +4427,33 @@
                 <w:i w:val="0"/>
                 <w:sz w:val="18"/>
               </w:rPr>
-              <w:t>NLS-AT (Cơ bản 1): nghe nhạc với âm lượng vừa phải; hát bài của ai thì giới thiệu rõ tên tác giả.</w:t>
+              <w:t>NLS-KT (Cơ bản 1): GV mở bản thu mẫu bài “Ngày hè vui” lấy từ học liệu điện tử của bộ sách hoặc kênh chính thức của nhà xuất bản</w:t>
+            </w:r>
+          </w:p>
+          <w:p>
+            <w:pPr>
+              <w:spacing w:after="0"/>
+            </w:pPr>
+            <w:r>
+              <w:rPr>
+                <w:b w:val="0"/>
+                <w:i w:val="0"/>
+                <w:sz w:val="18"/>
+              </w:rPr>
+              <w:t>NLS-ST (Cơ bản 1): GV dùng điện thoại thu âm phần hát bài “Ngày hè vui” của cả lớp rồi mở lại ngay cho HS nghe</w:t>
+            </w:r>
+          </w:p>
+          <w:p>
+            <w:pPr>
+              <w:spacing w:after="0"/>
+            </w:pPr>
+            <w:r>
+              <w:rPr>
+                <w:b w:val="0"/>
+                <w:i w:val="0"/>
+                <w:sz w:val="18"/>
+              </w:rPr>
+              <w:t>NLS-AT: Bản thu bài “Ngày hè vui” chỉ lấy từ học liệu của bộ sách hoặc kênh chính thức</w:t>
             </w:r>
           </w:p>
         </w:tc>
@@ -4525,7 +4686,33 @@
                 <w:i w:val="0"/>
                 <w:sz w:val="18"/>
               </w:rPr>
-              <w:t>NLS-KT (Cơ bản 1): nghe/xem tư liệu âm nhạc trên máy; nói rõ tên bài, tên tác giả khi giới thiệu.</w:t>
+              <w:t>NLS-KT (Cơ bản 1): GV mở bản ghi hình buổi biểu diễn tác phẩm “Mùa hè ước mong” để HS vừa nghe vừa nhìn thấy người nghệ sĩ đang chơi nhạc cụ</w:t>
+            </w:r>
+          </w:p>
+          <w:p>
+            <w:pPr>
+              <w:spacing w:after="0"/>
+            </w:pPr>
+            <w:r>
+              <w:rPr>
+                <w:b w:val="0"/>
+                <w:i w:val="0"/>
+                <w:sz w:val="18"/>
+              </w:rPr>
+              <w:t>NLS-ST (Cơ bản 1): GV cho HS đọc phần chú thích dưới đoạn phim: tên tác phẩm, tên tác giả, tên người biểu diễn</w:t>
+            </w:r>
+          </w:p>
+          <w:p>
+            <w:pPr>
+              <w:spacing w:after="0"/>
+            </w:pPr>
+            <w:r>
+              <w:rPr>
+                <w:b w:val="0"/>
+                <w:i w:val="0"/>
+                <w:sz w:val="18"/>
+              </w:rPr>
+              <w:t>NLS-AT: GV chọn và tải sẵn đoạn phim về “Mùa hè ước mong” trước giờ học rồi mở ngoại</w:t>
             </w:r>
           </w:p>
           <w:p>

--- a/assets/docs/lop2/Am nhac - Lop 2.docx
+++ b/assets/docs/lop2/Am nhac - Lop 2.docx
@@ -1551,6 +1551,45 @@
               <w:spacing w:after="0"/>
             </w:pPr>
             <w:r/>
+            <w:r>
+              <w:rPr>
+                <w:b w:val="0"/>
+                <w:i w:val="0"/>
+                <w:sz w:val="18"/>
+              </w:rPr>
+              <w:t>NLS-KT (Cơ bản 1): Ở chủ đề “Em yêu làn điệu dân ca”, GV mở bản thu bài Con chim chích choè và một hai làn điệu dân ca quen thuộc cho</w:t>
+            </w:r>
+          </w:p>
+          <w:p>
+            <w:pPr>
+              <w:spacing w:after="0"/>
+            </w:pPr>
+            <w:r>
+              <w:rPr>
+                <w:b w:val="0"/>
+                <w:i w:val="0"/>
+                <w:sz w:val="18"/>
+              </w:rPr>
+              <w:t>NLS-ST (Cơ bản 1): Sau khi các nhóm biểu diễn, GV quay lại tiết mục rồi chiếu cho cả lớp cùng xem</w:t>
+            </w:r>
+          </w:p>
+          <w:p>
+            <w:pPr>
+              <w:spacing w:after="0"/>
+            </w:pPr>
+            <w:r>
+              <w:rPr>
+                <w:b w:val="0"/>
+                <w:i w:val="0"/>
+                <w:sz w:val="18"/>
+              </w:rPr>
+              <w:t>NLS-AT: GV hỏi ý kiến HS trước khi quay, bản quay chỉ mở trong lớp rồi xoá</w:t>
+            </w:r>
+          </w:p>
+          <w:p>
+            <w:pPr>
+              <w:spacing w:after="0"/>
+            </w:pPr>
             <w:r>
               <w:rPr>
                 <w:b w:val="0"/>

--- a/assets/docs/lop2/Am nhac - Lop 2.docx
+++ b/assets/docs/lop2/Am nhac - Lop 2.docx
@@ -624,33 +624,7 @@
                 <w:i w:val="0"/>
                 <w:sz w:val="18"/>
               </w:rPr>
-              <w:t>NLS-KT (Cơ bản 1): GV mở bản thu mẫu bài “Dàn nhạc trong vườn” từ học liệu số, chiếu tên bài và dòng “Nhạc và lời: Tô Đông Hải”</w:t>
-            </w:r>
-          </w:p>
-          <w:p>
-            <w:pPr>
-              <w:spacing w:after="0"/>
-            </w:pPr>
-            <w:r>
-              <w:rPr>
-                <w:b w:val="0"/>
-                <w:i w:val="0"/>
-                <w:sz w:val="18"/>
-              </w:rPr>
-              <w:t>NLS-ST (Cơ bản 1): GV dùng điện thoại thu âm cả lớp hát “Dàn nhạc trong vườn” kết hợp gõ đệm theo phách rồi mở lại ngay trên loa</w:t>
-            </w:r>
-          </w:p>
-          <w:p>
-            <w:pPr>
-              <w:spacing w:after="0"/>
-            </w:pPr>
-            <w:r>
-              <w:rPr>
-                <w:b w:val="0"/>
-                <w:i w:val="0"/>
-                <w:sz w:val="18"/>
-              </w:rPr>
-              <w:t>NLS-AT: Bản thu bài “Dàn nhạc trong vườn” chỉ lấy từ học liệu của bộ sách hoặc kênh chính</w:t>
+              <w:t>NLS-KT (Cơ bản 1): Mở bản thu mẫu bài “Dàn nhạc trong vườn” từ học liệu số, chiếu tên bài và dòng “Nhạc và lời: Tô Đông Hải”.</w:t>
             </w:r>
           </w:p>
         </w:tc>
@@ -883,33 +857,7 @@
                 <w:i w:val="0"/>
                 <w:sz w:val="18"/>
               </w:rPr>
-              <w:t>NLS-KT (Cơ bản 1): GV dùng đàn phím điện tử hoặc phần mềm đàn phím trên máy tính để lấy cao độ chuẩn cho “Bài số 1”: bấm từng nốt cho HS</w:t>
-            </w:r>
-          </w:p>
-          <w:p>
-            <w:pPr>
-              <w:spacing w:after="0"/>
-            </w:pPr>
-            <w:r>
-              <w:rPr>
-                <w:b w:val="0"/>
-                <w:i w:val="0"/>
-                <w:sz w:val="18"/>
-              </w:rPr>
-              <w:t>NLS-GQVĐ (Cơ bản 1): GV mở trò chơi nghe nốt trên máy: máy phát một nốt, HS giơ kí hiệu bàn tay tương ứng</w:t>
-            </w:r>
-          </w:p>
-          <w:p>
-            <w:pPr>
-              <w:spacing w:after="0"/>
-            </w:pPr>
-            <w:r>
-              <w:rPr>
-                <w:b w:val="0"/>
-                <w:i w:val="0"/>
-                <w:sz w:val="18"/>
-              </w:rPr>
-              <w:t>NLS-AT: GV thao tác đàn và máy tính, HS chỉ nghe và đọc theo</w:t>
+              <w:t>NLS-GQVĐ (Cơ bản 1): Mở trò chơi nghe nốt trên máy.</w:t>
             </w:r>
           </w:p>
         </w:tc>
@@ -1142,33 +1090,7 @@
                 <w:i w:val="0"/>
                 <w:sz w:val="18"/>
               </w:rPr>
-              <w:t>NLS-KT (Cơ bản 1): GV mở bản thu mẫu bài “Con chim chích choè” lấy từ học liệu điện tử của bộ sách hoặc kênh chính thức của nhà xuất bản</w:t>
-            </w:r>
-          </w:p>
-          <w:p>
-            <w:pPr>
-              <w:spacing w:after="0"/>
-            </w:pPr>
-            <w:r>
-              <w:rPr>
-                <w:b w:val="0"/>
-                <w:i w:val="0"/>
-                <w:sz w:val="18"/>
-              </w:rPr>
-              <w:t>NLS-ST (Cơ bản 1): GV dùng điện thoại thu âm phần hát bài “Con chim chích choè” của cả lớp rồi mở lại ngay cho HS nghe</w:t>
-            </w:r>
-          </w:p>
-          <w:p>
-            <w:pPr>
-              <w:spacing w:after="0"/>
-            </w:pPr>
-            <w:r>
-              <w:rPr>
-                <w:b w:val="0"/>
-                <w:i w:val="0"/>
-                <w:sz w:val="18"/>
-              </w:rPr>
-              <w:t>NLS-AT: Bản thu bài “Con chim chích choè” chỉ lấy từ học liệu của bộ sách hoặc kênh chính</w:t>
+              <w:t>NLS-KT (Cơ bản 1): Mở bản thu mẫu bài “Con chim chích choè” lấy từ học liệu điện tử của bộ sách.</w:t>
             </w:r>
           </w:p>
         </w:tc>
@@ -1401,33 +1323,7 @@
                 <w:i w:val="0"/>
                 <w:sz w:val="18"/>
               </w:rPr>
-              <w:t>NLS-KT (Cơ bản 1): GV chiếu đoạn phim quay cận cảnh cho nội dung “Đàn bầu Việt Nam”: nhìn rõ hình dáng, chất liệu, số dây hoặc số lỗ</w:t>
-            </w:r>
-          </w:p>
-          <w:p>
-            <w:pPr>
-              <w:spacing w:after="0"/>
-            </w:pPr>
-            <w:r>
-              <w:rPr>
-                <w:b w:val="0"/>
-                <w:i w:val="0"/>
-                <w:sz w:val="18"/>
-              </w:rPr>
-              <w:t>NLS-GQVĐ (Cơ bản 1): HS làm bài tập nghe tương tác có chấm ngay: GV mở lần lượt vài đoạn nhạc ngắn</w:t>
-            </w:r>
-          </w:p>
-          <w:p>
-            <w:pPr>
-              <w:spacing w:after="0"/>
-            </w:pPr>
-            <w:r>
-              <w:rPr>
-                <w:b w:val="0"/>
-                <w:i w:val="0"/>
-                <w:sz w:val="18"/>
-              </w:rPr>
-              <w:t>NLS-AT: Tư liệu về “Đàn bầu Việt Nam” phải lấy từ trang của nhà xuất bản, nhà hát</w:t>
+              <w:t>NLS-GQVĐ (Cơ bản 1): HS làm bài tập nghe tương tác có chấm ngay.</w:t>
             </w:r>
           </w:p>
           <w:p>
@@ -1557,33 +1453,7 @@
                 <w:i w:val="0"/>
                 <w:sz w:val="18"/>
               </w:rPr>
-              <w:t>NLS-KT (Cơ bản 1): Ở chủ đề “Em yêu làn điệu dân ca”, GV mở bản thu bài Con chim chích choè và một hai làn điệu dân ca quen thuộc cho</w:t>
-            </w:r>
-          </w:p>
-          <w:p>
-            <w:pPr>
-              <w:spacing w:after="0"/>
-            </w:pPr>
-            <w:r>
-              <w:rPr>
-                <w:b w:val="0"/>
-                <w:i w:val="0"/>
-                <w:sz w:val="18"/>
-              </w:rPr>
-              <w:t>NLS-ST (Cơ bản 1): Sau khi các nhóm biểu diễn, GV quay lại tiết mục rồi chiếu cho cả lớp cùng xem</w:t>
-            </w:r>
-          </w:p>
-          <w:p>
-            <w:pPr>
-              <w:spacing w:after="0"/>
-            </w:pPr>
-            <w:r>
-              <w:rPr>
-                <w:b w:val="0"/>
-                <w:i w:val="0"/>
-                <w:sz w:val="18"/>
-              </w:rPr>
-              <w:t>NLS-AT: GV hỏi ý kiến HS trước khi quay, bản quay chỉ mở trong lớp rồi xoá</w:t>
+              <w:t>NLS-KT (Cơ bản 1): Ở chủ đề “Em yêu làn điệu dân ca”.</w:t>
             </w:r>
           </w:p>
           <w:p>
@@ -1713,33 +1583,7 @@
                 <w:i w:val="0"/>
                 <w:sz w:val="18"/>
               </w:rPr>
-              <w:t>NLS-KT (Cơ bản 1): GV mở bản thu mẫu bài “Học sinh lớp Hai chăm ngoan” lấy từ học liệu điện tử của bộ sách hoặc kênh chính thức của nhà xuất</w:t>
-            </w:r>
-          </w:p>
-          <w:p>
-            <w:pPr>
-              <w:spacing w:after="0"/>
-            </w:pPr>
-            <w:r>
-              <w:rPr>
-                <w:b w:val="0"/>
-                <w:i w:val="0"/>
-                <w:sz w:val="18"/>
-              </w:rPr>
-              <w:t>NLS-ST (Cơ bản 1): GV dùng điện thoại thu âm phần hát bài “Học sinh lớp Hai chăm ngoan” của cả lớp rồi mở lại ngay cho HS nghe</w:t>
-            </w:r>
-          </w:p>
-          <w:p>
-            <w:pPr>
-              <w:spacing w:after="0"/>
-            </w:pPr>
-            <w:r>
-              <w:rPr>
-                <w:b w:val="0"/>
-                <w:i w:val="0"/>
-                <w:sz w:val="18"/>
-              </w:rPr>
-              <w:t>NLS-AT: Bản thu bài “Học sinh lớp Hai chăm ngoan” chỉ lấy từ học liệu của bộ sách hoặc</w:t>
+              <w:t>NLS-ST (Cơ bản 1): Dùng điện thoại thu âm phần hát bài “Học sinh lớp Hai chăm ngoan” của cả lớp.</w:t>
             </w:r>
           </w:p>
         </w:tc>
@@ -2204,33 +2048,7 @@
                 <w:i w:val="0"/>
                 <w:sz w:val="18"/>
               </w:rPr>
-              <w:t>NLS-KT (Cơ bản 1): GV mở bản thu mẫu bài “Chú chim nhỏ dễ thương” lấy từ học liệu điện tử của bộ sách hoặc kênh chính thức của nhà xuất bản</w:t>
-            </w:r>
-          </w:p>
-          <w:p>
-            <w:pPr>
-              <w:spacing w:after="0"/>
-            </w:pPr>
-            <w:r>
-              <w:rPr>
-                <w:b w:val="0"/>
-                <w:i w:val="0"/>
-                <w:sz w:val="18"/>
-              </w:rPr>
-              <w:t>NLS-ST (Cơ bản 1): GV dùng điện thoại thu âm phần hát bài “Chú chim nhỏ dễ thương” của cả lớp rồi mở lại ngay cho HS nghe</w:t>
-            </w:r>
-          </w:p>
-          <w:p>
-            <w:pPr>
-              <w:spacing w:after="0"/>
-            </w:pPr>
-            <w:r>
-              <w:rPr>
-                <w:b w:val="0"/>
-                <w:i w:val="0"/>
-                <w:sz w:val="18"/>
-              </w:rPr>
-              <w:t>NLS-AT: Bản thu bài “Chú chim nhỏ dễ thương” chỉ lấy từ học liệu của bộ sách hoặc kênh</w:t>
+              <w:t>NLS-KT (Cơ bản 1): Mở bản thu mẫu bài “Chú chim nhỏ dễ thương” lấy từ học liệu điện tử của bộ sách.</w:t>
             </w:r>
           </w:p>
         </w:tc>
@@ -2457,6 +2275,19 @@
               <w:spacing w:after="0"/>
             </w:pPr>
             <w:r/>
+            <w:r>
+              <w:rPr>
+                <w:b w:val="0"/>
+                <w:i w:val="0"/>
+                <w:sz w:val="18"/>
+              </w:rPr>
+              <w:t>NLS-ST (Cơ bản 1): Ở hoạt động Vận dụng – Sáng tạo, GV dùng điện thoại ghi âm phần hoà tấu của từng nhóm.</w:t>
+            </w:r>
+          </w:p>
+          <w:p>
+            <w:pPr>
+              <w:spacing w:after="0"/>
+            </w:pPr>
             <w:r>
               <w:rPr>
                 <w:b w:val="0"/>
@@ -2952,33 +2783,7 @@
                 <w:i w:val="0"/>
                 <w:sz w:val="18"/>
               </w:rPr>
-              <w:t>NLS-KT (Cơ bản 1): GV mở bản thu mẫu bài “Hoa lá mùa xuân” lấy từ học liệu điện tử của bộ sách hoặc kênh chính thức của nhà xuất bản</w:t>
-            </w:r>
-          </w:p>
-          <w:p>
-            <w:pPr>
-              <w:spacing w:after="0"/>
-            </w:pPr>
-            <w:r>
-              <w:rPr>
-                <w:b w:val="0"/>
-                <w:i w:val="0"/>
-                <w:sz w:val="18"/>
-              </w:rPr>
-              <w:t>NLS-ST (Cơ bản 1): GV dùng điện thoại thu âm phần hát bài “Hoa lá mùa xuân” của cả lớp rồi mở lại ngay cho HS nghe</w:t>
-            </w:r>
-          </w:p>
-          <w:p>
-            <w:pPr>
-              <w:spacing w:after="0"/>
-            </w:pPr>
-            <w:r>
-              <w:rPr>
-                <w:b w:val="0"/>
-                <w:i w:val="0"/>
-                <w:sz w:val="18"/>
-              </w:rPr>
-              <w:t>NLS-AT: Bản thu bài “Hoa lá mùa xuân” chỉ lấy từ học liệu của bộ sách hoặc kênh chính</w:t>
+              <w:t>NLS-KT (Cơ bản 1): Mở bản thu mẫu bài “Hoa lá mùa xuân” lấy từ học liệu điện tử của bộ sách.</w:t>
             </w:r>
           </w:p>
         </w:tc>
@@ -3443,33 +3248,7 @@
                 <w:i w:val="0"/>
                 <w:sz w:val="18"/>
               </w:rPr>
-              <w:t>NLS-KT (Cơ bản 1): GV mở bản thu mẫu bài “Mẹ ơi có biết” lấy từ học liệu điện tử của bộ sách hoặc kênh chính thức của nhà xuất bản</w:t>
-            </w:r>
-          </w:p>
-          <w:p>
-            <w:pPr>
-              <w:spacing w:after="0"/>
-            </w:pPr>
-            <w:r>
-              <w:rPr>
-                <w:b w:val="0"/>
-                <w:i w:val="0"/>
-                <w:sz w:val="18"/>
-              </w:rPr>
-              <w:t>NLS-ST (Cơ bản 1): GV dùng điện thoại thu âm phần hát bài “Mẹ ơi có biết” của cả lớp rồi mở lại ngay cho HS nghe</w:t>
-            </w:r>
-          </w:p>
-          <w:p>
-            <w:pPr>
-              <w:spacing w:after="0"/>
-            </w:pPr>
-            <w:r>
-              <w:rPr>
-                <w:b w:val="0"/>
-                <w:i w:val="0"/>
-                <w:sz w:val="18"/>
-              </w:rPr>
-              <w:t>NLS-AT: Bản thu bài “Mẹ ơi có biết” chỉ lấy từ học liệu của bộ sách hoặc kênh chính</w:t>
+              <w:t>NLS-ST (Cơ bản 1): Dùng điện thoại thu âm phần hát bài “Mẹ ơi có biết” của cả lớp.</w:t>
             </w:r>
           </w:p>
         </w:tc>
@@ -3702,33 +3481,7 @@
                 <w:i w:val="0"/>
                 <w:sz w:val="18"/>
               </w:rPr>
-              <w:t>NLS-KT (Cơ bản 1): GV chiếu đoạn phim quay cận cảnh cho nội dung “Giới thiệu nhạc cụ Ma-ra-cát”: nhìn rõ hình dáng, chất liệu, số dây hoặc số lỗ</w:t>
-            </w:r>
-          </w:p>
-          <w:p>
-            <w:pPr>
-              <w:spacing w:after="0"/>
-            </w:pPr>
-            <w:r>
-              <w:rPr>
-                <w:b w:val="0"/>
-                <w:i w:val="0"/>
-                <w:sz w:val="18"/>
-              </w:rPr>
-              <w:t>NLS-GQVĐ (Cơ bản 1): HS làm bài tập nghe tương tác có chấm ngay: GV mở lần lượt vài đoạn nhạc ngắn</w:t>
-            </w:r>
-          </w:p>
-          <w:p>
-            <w:pPr>
-              <w:spacing w:after="0"/>
-            </w:pPr>
-            <w:r>
-              <w:rPr>
-                <w:b w:val="0"/>
-                <w:i w:val="0"/>
-                <w:sz w:val="18"/>
-              </w:rPr>
-              <w:t>NLS-AT: Tư liệu về “Giới thiệu nhạc cụ Ma-ra-cát” phải lấy từ trang của nhà xuất bản, nhà hát</w:t>
+              <w:t>NLS-KT (Cơ bản 1): Chiếu đoạn phim quay cận cảnh cho nội dung “Giới thiệu nhạc cụ Ma-ra-cát”.</w:t>
             </w:r>
           </w:p>
           <w:p>
@@ -3858,6 +3611,19 @@
                 <w:i w:val="0"/>
                 <w:sz w:val="18"/>
               </w:rPr>
+              <w:t>NLS-ST (Cơ bản 1): Ở phần Biểu diễn, GV ghi âm phần hát kết hợp gõ đệm của từng tổ.</w:t>
+            </w:r>
+          </w:p>
+          <w:p>
+            <w:pPr>
+              <w:spacing w:after="0"/>
+            </w:pPr>
+            <w:r>
+              <w:rPr>
+                <w:b w:val="0"/>
+                <w:i w:val="0"/>
+                <w:sz w:val="18"/>
+              </w:rPr>
               <w:t>KNS: KN tự tin biểu diễn trước tập thể và phối hợp cùng nhóm.</w:t>
             </w:r>
           </w:p>
@@ -3975,33 +3741,7 @@
                 <w:i w:val="0"/>
                 <w:sz w:val="18"/>
               </w:rPr>
-              <w:t>NLS-KT (Cơ bản 1): GV mở bản thu mẫu bài “Trang trại vui vẻ” lấy từ học liệu điện tử của bộ sách hoặc kênh chính thức của nhà xuất bản</w:t>
-            </w:r>
-          </w:p>
-          <w:p>
-            <w:pPr>
-              <w:spacing w:after="0"/>
-            </w:pPr>
-            <w:r>
-              <w:rPr>
-                <w:b w:val="0"/>
-                <w:i w:val="0"/>
-                <w:sz w:val="18"/>
-              </w:rPr>
-              <w:t>NLS-ST (Cơ bản 1): GV dùng điện thoại thu âm phần hát bài “Trang trại vui vẻ” của cả lớp rồi mở lại ngay cho HS nghe</w:t>
-            </w:r>
-          </w:p>
-          <w:p>
-            <w:pPr>
-              <w:spacing w:after="0"/>
-            </w:pPr>
-            <w:r>
-              <w:rPr>
-                <w:b w:val="0"/>
-                <w:i w:val="0"/>
-                <w:sz w:val="18"/>
-              </w:rPr>
-              <w:t>NLS-AT: Bản thu bài “Trang trại vui vẻ” chỉ lấy từ học liệu của bộ sách hoặc kênh chính</w:t>
+              <w:t>NLS-KT (Cơ bản 1): Mở bản thu mẫu bài “Trang trại vui vẻ” lấy từ học liệu điện tử của bộ sách.</w:t>
             </w:r>
           </w:p>
         </w:tc>
@@ -4466,33 +4206,7 @@
                 <w:i w:val="0"/>
                 <w:sz w:val="18"/>
               </w:rPr>
-              <w:t>NLS-KT (Cơ bản 1): GV mở bản thu mẫu bài “Ngày hè vui” lấy từ học liệu điện tử của bộ sách hoặc kênh chính thức của nhà xuất bản</w:t>
-            </w:r>
-          </w:p>
-          <w:p>
-            <w:pPr>
-              <w:spacing w:after="0"/>
-            </w:pPr>
-            <w:r>
-              <w:rPr>
-                <w:b w:val="0"/>
-                <w:i w:val="0"/>
-                <w:sz w:val="18"/>
-              </w:rPr>
-              <w:t>NLS-ST (Cơ bản 1): GV dùng điện thoại thu âm phần hát bài “Ngày hè vui” của cả lớp rồi mở lại ngay cho HS nghe</w:t>
-            </w:r>
-          </w:p>
-          <w:p>
-            <w:pPr>
-              <w:spacing w:after="0"/>
-            </w:pPr>
-            <w:r>
-              <w:rPr>
-                <w:b w:val="0"/>
-                <w:i w:val="0"/>
-                <w:sz w:val="18"/>
-              </w:rPr>
-              <w:t>NLS-AT: Bản thu bài “Ngày hè vui” chỉ lấy từ học liệu của bộ sách hoặc kênh chính thức</w:t>
+              <w:t>NLS-ST (Cơ bản 1): Dùng điện thoại thu âm phần hát bài “Ngày hè vui” của cả lớp.</w:t>
             </w:r>
           </w:p>
         </w:tc>
@@ -4725,33 +4439,7 @@
                 <w:i w:val="0"/>
                 <w:sz w:val="18"/>
               </w:rPr>
-              <w:t>NLS-KT (Cơ bản 1): GV mở bản ghi hình buổi biểu diễn tác phẩm “Mùa hè ước mong” để HS vừa nghe vừa nhìn thấy người nghệ sĩ đang chơi nhạc cụ</w:t>
-            </w:r>
-          </w:p>
-          <w:p>
-            <w:pPr>
-              <w:spacing w:after="0"/>
-            </w:pPr>
-            <w:r>
-              <w:rPr>
-                <w:b w:val="0"/>
-                <w:i w:val="0"/>
-                <w:sz w:val="18"/>
-              </w:rPr>
-              <w:t>NLS-ST (Cơ bản 1): GV cho HS đọc phần chú thích dưới đoạn phim: tên tác phẩm, tên tác giả, tên người biểu diễn</w:t>
-            </w:r>
-          </w:p>
-          <w:p>
-            <w:pPr>
-              <w:spacing w:after="0"/>
-            </w:pPr>
-            <w:r>
-              <w:rPr>
-                <w:b w:val="0"/>
-                <w:i w:val="0"/>
-                <w:sz w:val="18"/>
-              </w:rPr>
-              <w:t>NLS-AT: GV chọn và tải sẵn đoạn phim về “Mùa hè ước mong” trước giờ học rồi mở ngoại</w:t>
+              <w:t>NLS-KT (Cơ bản 1): Mở bản ghi hình buổi biểu diễn tác phẩm “Mùa hè ước mong”.</w:t>
             </w:r>
           </w:p>
           <w:p>

--- a/assets/docs/lop2/Am nhac - Lop 2.docx
+++ b/assets/docs/lop2/Am nhac - Lop 2.docx
@@ -566,7 +566,7 @@
                 <w:i w:val="0"/>
                 <w:sz w:val="20"/>
               </w:rPr>
-              <w:t>Chủ đề 1: Sắc màu âm thanh</w:t>
+              <w:t>Chủ đề 1: SẮC MÀU ÂM THANH</w:t>
             </w:r>
           </w:p>
         </w:tc>
@@ -585,7 +585,7 @@
                 <w:i w:val="0"/>
                 <w:sz w:val="20"/>
               </w:rPr>
-              <w:t>Chủ đề 1: Sắc màu âm thanh — Học hát: Dàn nhạc trong vườn (Nhạc và lời: Tô Đông Hải)</w:t>
+              <w:t>Học bài hát Dàn nhạc trong vườn</w:t>
             </w:r>
           </w:p>
         </w:tc>
@@ -624,7 +624,6 @@
                 <w:i w:val="0"/>
                 <w:sz w:val="18"/>
               </w:rPr>
-              <w:t>NLS-KT (Cơ bản 1): Mở bản thu mẫu bài “Dàn nhạc trong vườn” từ học liệu số, chiếu tên bài và dòng “Nhạc và lời: Tô Đông Hải”.</w:t>
             </w:r>
           </w:p>
         </w:tc>
@@ -683,7 +682,7 @@
                 <w:i w:val="0"/>
                 <w:sz w:val="20"/>
               </w:rPr>
-              <w:t>Chủ đề 1: Sắc màu âm thanh</w:t>
+              <w:t>Chủ đề 1: SẮC MÀU ÂM THANH</w:t>
             </w:r>
           </w:p>
         </w:tc>
@@ -702,7 +701,7 @@
                 <w:i w:val="0"/>
                 <w:sz w:val="20"/>
               </w:rPr>
-              <w:t>Chủ đề 1: Sắc màu âm thanh — Ôn tập bài hát: Dàn nhạc trong vườn; Nghe câu chuyện: Ước mơ của bạn Đô</w:t>
+              <w:t>Ôn tập bài hát Dàn nhạc trong vườn; Thường thức âm nhạc Ước mơ của bạn Đô</w:t>
             </w:r>
           </w:p>
         </w:tc>
@@ -799,7 +798,7 @@
                 <w:i w:val="0"/>
                 <w:sz w:val="20"/>
               </w:rPr>
-              <w:t>Chủ đề 1: Sắc màu âm thanh</w:t>
+              <w:t>Chủ đề 1: SẮC MÀU ÂM THANH</w:t>
             </w:r>
           </w:p>
         </w:tc>
@@ -818,7 +817,7 @@
                 <w:i w:val="0"/>
                 <w:sz w:val="20"/>
               </w:rPr>
-              <w:t>Chủ đề 1: Sắc màu âm thanh — Đọc nhạc: Bài số 1</w:t>
+              <w:t>Đọc nhạc Bài số 1</w:t>
             </w:r>
           </w:p>
         </w:tc>
@@ -857,7 +856,6 @@
                 <w:i w:val="0"/>
                 <w:sz w:val="18"/>
               </w:rPr>
-              <w:t>NLS-GQVĐ (Cơ bản 1): Mở trò chơi nghe nốt trên máy.</w:t>
             </w:r>
           </w:p>
         </w:tc>
@@ -916,7 +914,7 @@
                 <w:i w:val="0"/>
                 <w:sz w:val="20"/>
               </w:rPr>
-              <w:t>Chủ đề 1: Sắc màu âm thanh</w:t>
+              <w:t>Chủ đề 1: SẮC MÀU ÂM THANH</w:t>
             </w:r>
           </w:p>
         </w:tc>
@@ -935,7 +933,7 @@
                 <w:i w:val="0"/>
                 <w:sz w:val="20"/>
               </w:rPr>
-              <w:t>Chủ đề 1: Sắc màu âm thanh — Ôn tập: Hát và Đọc nhạc; Vận dụng – Sáng tạo</w:t>
+              <w:t>Ôn tập: Hát và đọc nhạc; Vận dụng – Sáng tạo</w:t>
             </w:r>
           </w:p>
         </w:tc>
@@ -1032,7 +1030,7 @@
                 <w:i w:val="0"/>
                 <w:sz w:val="20"/>
               </w:rPr>
-              <w:t>Chủ đề 2: Em yêu làn điệu dân ca</w:t>
+              <w:t>Chủ đề 2: EM YÊU LÀN ĐIỆU DÂN CA</w:t>
             </w:r>
           </w:p>
         </w:tc>
@@ -1051,7 +1049,7 @@
                 <w:i w:val="0"/>
                 <w:sz w:val="20"/>
               </w:rPr>
-              <w:t>Chủ đề 2: Em yêu làn điệu dân ca — Học hát: Con chim chích choè (Dân ca Nam Bộ, lời mới: Việt Anh)</w:t>
+              <w:t>Học bài hát Con chim chích choè</w:t>
             </w:r>
           </w:p>
         </w:tc>
@@ -1090,7 +1088,6 @@
                 <w:i w:val="0"/>
                 <w:sz w:val="18"/>
               </w:rPr>
-              <w:t>NLS-KT (Cơ bản 1): Mở bản thu mẫu bài “Con chim chích choè” lấy từ học liệu điện tử của bộ sách.</w:t>
             </w:r>
           </w:p>
         </w:tc>
@@ -1149,7 +1146,7 @@
                 <w:i w:val="0"/>
                 <w:sz w:val="20"/>
               </w:rPr>
-              <w:t>Chủ đề 2: Em yêu làn điệu dân ca</w:t>
+              <w:t>Chủ đề 2: EM YÊU LÀN ĐIỆU DÂN CA</w:t>
             </w:r>
           </w:p>
         </w:tc>
@@ -1168,7 +1165,7 @@
                 <w:i w:val="0"/>
                 <w:sz w:val="20"/>
               </w:rPr>
-              <w:t>Chủ đề 2: Em yêu làn điệu dân ca — Ôn tập bài hát: Con chim chích choè; Nhạc cụ: Giới thiệu nhạc cụ Song loan</w:t>
+              <w:t>Ôn tập bài hát Con chim chích choè; Nhạc cụ song loan</w:t>
             </w:r>
           </w:p>
         </w:tc>
@@ -1265,7 +1262,7 @@
                 <w:i w:val="0"/>
                 <w:sz w:val="20"/>
               </w:rPr>
-              <w:t>Chủ đề 2: Em yêu làn điệu dân ca</w:t>
+              <w:t>Chủ đề 2: EM YÊU LÀN ĐIỆU DÂN CA</w:t>
             </w:r>
           </w:p>
         </w:tc>
@@ -1284,7 +1281,7 @@
                 <w:i w:val="0"/>
                 <w:sz w:val="20"/>
               </w:rPr>
-              <w:t>Chủ đề 2: Em yêu làn điệu dân ca — Thường thức âm nhạc: Đàn bầu Việt Nam; Vận dụng – Sáng tạo</w:t>
+              <w:t>Thường thức âm nhạc Đàn bầu Việt Nam; Vận dụng – Sáng tạo</w:t>
             </w:r>
           </w:p>
         </w:tc>
@@ -1323,7 +1320,7 @@
                 <w:i w:val="0"/>
                 <w:sz w:val="18"/>
               </w:rPr>
-              <w:t>NLS-GQVĐ (Cơ bản 1): HS làm bài tập nghe tương tác có chấm ngay.</w:t>
+              <w:t>QPAN: Chọn bài hát ca ngợi quê hương, đất nước, hoà bình; liên hệ tinh thần đoàn kết toàn dân tộc và sự hi sinh của các chiến sĩ cách mạng.</w:t>
             </w:r>
           </w:p>
           <w:p>
@@ -1336,7 +1333,7 @@
                 <w:i w:val="0"/>
                 <w:sz w:val="18"/>
               </w:rPr>
-              <w:t>QPAN: Chọn bài hát ca ngợi quê hương, đất nước, hoà bình; liên hệ tinh thần đoàn kết toàn dân tộc và sự hi sinh của các chiến sĩ cách mạng.</w:t>
+              <w:t>KNS: KN tự tin biểu diễn trước tập thể và phối hợp cùng nhóm.</w:t>
             </w:r>
           </w:p>
         </w:tc>
@@ -1395,7 +1392,7 @@
                 <w:i w:val="0"/>
                 <w:sz w:val="20"/>
               </w:rPr>
-              <w:t>Chủ đề 2: Em yêu làn điệu dân ca</w:t>
+              <w:t>Chủ đề 2: EM YÊU LÀN ĐIỆU DÂN CA</w:t>
             </w:r>
           </w:p>
         </w:tc>
@@ -1414,7 +1411,7 @@
                 <w:i w:val="0"/>
                 <w:sz w:val="20"/>
               </w:rPr>
-              <w:t>Chủ đề 2: Em yêu làn điệu dân ca — Luyện tập và biểu diễn</w:t>
+              <w:t>Luyện tập và biểu diễn</w:t>
             </w:r>
           </w:p>
         </w:tc>
@@ -1447,19 +1444,6 @@
               <w:spacing w:after="0"/>
             </w:pPr>
             <w:r/>
-            <w:r>
-              <w:rPr>
-                <w:b w:val="0"/>
-                <w:i w:val="0"/>
-                <w:sz w:val="18"/>
-              </w:rPr>
-              <w:t>NLS-KT (Cơ bản 1): Ở chủ đề “Em yêu làn điệu dân ca”.</w:t>
-            </w:r>
-          </w:p>
-          <w:p>
-            <w:pPr>
-              <w:spacing w:after="0"/>
-            </w:pPr>
             <w:r>
               <w:rPr>
                 <w:b w:val="0"/>
@@ -1525,7 +1509,7 @@
                 <w:i w:val="0"/>
                 <w:sz w:val="20"/>
               </w:rPr>
-              <w:t>Chủ đề 3: Mái trường thân yêu</w:t>
+              <w:t>Chủ đề 3: MÁI TRƯỜNG THÂN YÊU</w:t>
             </w:r>
           </w:p>
         </w:tc>
@@ -1544,7 +1528,7 @@
                 <w:i w:val="0"/>
                 <w:sz w:val="20"/>
               </w:rPr>
-              <w:t>Chủ đề 3: Mái trường thân yêu — Học hát: Học sinh lớp Hai chăm ngoan (Nhạc và lời: Hoàng Long)</w:t>
+              <w:t>Học bài hát Học sinh lớp Hai chăm ngoan</w:t>
             </w:r>
           </w:p>
         </w:tc>
@@ -1583,7 +1567,6 @@
                 <w:i w:val="0"/>
                 <w:sz w:val="18"/>
               </w:rPr>
-              <w:t>NLS-ST (Cơ bản 1): Dùng điện thoại thu âm phần hát bài “Học sinh lớp Hai chăm ngoan” của cả lớp.</w:t>
             </w:r>
           </w:p>
         </w:tc>
@@ -1642,7 +1625,7 @@
                 <w:i w:val="0"/>
                 <w:sz w:val="20"/>
               </w:rPr>
-              <w:t>Chủ đề 3: Mái trường thân yêu</w:t>
+              <w:t>Chủ đề 3: MÁI TRƯỜNG THÂN YÊU</w:t>
             </w:r>
           </w:p>
         </w:tc>
@@ -1661,7 +1644,7 @@
                 <w:i w:val="0"/>
                 <w:sz w:val="20"/>
               </w:rPr>
-              <w:t>Chủ đề 3: Mái trường thân yêu — Ôn tập bài hát: Học sinh lớp Hai chăm ngoan; Đọc nhạc theo kí hiệu bàn tay</w:t>
+              <w:t>Ôn tập bài hát Học sinh lớp Hai chăm ngoan; Đọc nhạc Bài số 2</w:t>
             </w:r>
           </w:p>
         </w:tc>
@@ -1758,7 +1741,7 @@
                 <w:i w:val="0"/>
                 <w:sz w:val="20"/>
               </w:rPr>
-              <w:t>Chủ đề 3: Mái trường thân yêu</w:t>
+              <w:t>Chủ đề 3: MÁI TRƯỜNG THÂN YÊU</w:t>
             </w:r>
           </w:p>
         </w:tc>
@@ -1777,7 +1760,7 @@
                 <w:i w:val="0"/>
                 <w:sz w:val="20"/>
               </w:rPr>
-              <w:t>Chủ đề 3: Mái trường thân yêu — Ôn tập đọc nhạc: Bài số 2; Nghe nhạc: Vui đến trường</w:t>
+              <w:t>Ôn tập đọc nhạc Bài số 2; Nghe nhạc Vui đến trường</w:t>
             </w:r>
           </w:p>
         </w:tc>
@@ -1874,7 +1857,7 @@
                 <w:i w:val="0"/>
                 <w:sz w:val="20"/>
               </w:rPr>
-              <w:t>Chủ đề 3: Mái trường thân yêu</w:t>
+              <w:t>Chủ đề 3: MÁI TRƯỜNG THÂN YÊU</w:t>
             </w:r>
           </w:p>
         </w:tc>
@@ -1893,7 +1876,7 @@
                 <w:i w:val="0"/>
                 <w:sz w:val="20"/>
               </w:rPr>
-              <w:t>Chủ đề 3: Mái trường thân yêu — Ôn tập: Hát và Đọc nhạc; Vận dụng – Sáng tạo</w:t>
+              <w:t>Ôn tập: Hát và đọc nhạc; Vận dụng – Sáng tạo</w:t>
             </w:r>
           </w:p>
         </w:tc>
@@ -1990,7 +1973,7 @@
                 <w:i w:val="0"/>
                 <w:sz w:val="20"/>
               </w:rPr>
-              <w:t>Chủ đề 4: Tuổi thơ</w:t>
+              <w:t>Chủ đề 4: TUỔI THƠ</w:t>
             </w:r>
           </w:p>
         </w:tc>
@@ -2009,7 +1992,7 @@
                 <w:i w:val="0"/>
                 <w:sz w:val="20"/>
               </w:rPr>
-              <w:t>Chủ đề 4: Tuổi thơ — Học hát: Chú chim nhỏ dễ thương (Nhạc: Pháp, lời Việt: Hoàng Anh)</w:t>
+              <w:t>Học bài hát Chú chim nhỏ dễ thương</w:t>
             </w:r>
           </w:p>
         </w:tc>
@@ -2048,7 +2031,6 @@
                 <w:i w:val="0"/>
                 <w:sz w:val="18"/>
               </w:rPr>
-              <w:t>NLS-KT (Cơ bản 1): Mở bản thu mẫu bài “Chú chim nhỏ dễ thương” lấy từ học liệu điện tử của bộ sách.</w:t>
             </w:r>
           </w:p>
         </w:tc>
@@ -2107,7 +2089,7 @@
                 <w:i w:val="0"/>
                 <w:sz w:val="20"/>
               </w:rPr>
-              <w:t>Chủ đề 4: Tuổi thơ</w:t>
+              <w:t>Chủ đề 4: TUỔI THƠ</w:t>
             </w:r>
           </w:p>
         </w:tc>
@@ -2126,7 +2108,7 @@
                 <w:i w:val="0"/>
                 <w:sz w:val="20"/>
               </w:rPr>
-              <w:t>Chủ đề 4: Tuổi thơ — Nghe nhạc: Múa sư tử thật là vui; Ôn tập bài hát: Chú chim nhỏ dễ thương</w:t>
+              <w:t>Nghe nhạc Múa sư tử thật là vui; Ôn tập bài hát Chú chim nhỏ dễ thương</w:t>
             </w:r>
           </w:p>
         </w:tc>
@@ -2223,7 +2205,7 @@
                 <w:i w:val="0"/>
                 <w:sz w:val="20"/>
               </w:rPr>
-              <w:t>Chủ đề 4: Tuổi thơ</w:t>
+              <w:t>Chủ đề 4: TUỔI THƠ</w:t>
             </w:r>
           </w:p>
         </w:tc>
@@ -2242,7 +2224,7 @@
                 <w:i w:val="0"/>
                 <w:sz w:val="20"/>
               </w:rPr>
-              <w:t>Chủ đề 4: Tuổi thơ — Nhạc cụ: Dùng nhạc cụ gõ thể hiện hình tiết tấu; Vận dụng – Sáng tạo</w:t>
+              <w:t>Nhạc cụ Dùng nhạc cụ gõ thể hiện hình tiết tấu</w:t>
             </w:r>
           </w:p>
         </w:tc>
@@ -2281,20 +2263,6 @@
                 <w:i w:val="0"/>
                 <w:sz w:val="18"/>
               </w:rPr>
-              <w:t>NLS-ST (Cơ bản 1): Ở hoạt động Vận dụng – Sáng tạo, GV dùng điện thoại ghi âm phần hoà tấu của từng nhóm.</w:t>
-            </w:r>
-          </w:p>
-          <w:p>
-            <w:pPr>
-              <w:spacing w:after="0"/>
-            </w:pPr>
-            <w:r>
-              <w:rPr>
-                <w:b w:val="0"/>
-                <w:i w:val="0"/>
-                <w:sz w:val="18"/>
-              </w:rPr>
-              <w:t>KNS: KN tự tin biểu diễn trước tập thể và phối hợp cùng nhóm.</w:t>
             </w:r>
           </w:p>
         </w:tc>
@@ -2353,7 +2321,7 @@
                 <w:i w:val="0"/>
                 <w:sz w:val="20"/>
               </w:rPr>
-              <w:t>Chủ đề 4: Tuổi thơ</w:t>
+              <w:t>Chủ đề 4: TUỔI THƠ</w:t>
             </w:r>
           </w:p>
         </w:tc>
@@ -2372,7 +2340,7 @@
                 <w:i w:val="0"/>
                 <w:sz w:val="20"/>
               </w:rPr>
-              <w:t>Ôn tập cuối học kì I (tiết 1)</w:t>
+              <w:t>Ôn tập cuối học kì I</w:t>
             </w:r>
           </w:p>
         </w:tc>
@@ -2469,7 +2437,7 @@
                 <w:i w:val="0"/>
                 <w:sz w:val="20"/>
               </w:rPr>
-              <w:t>Ôn tập, kiểm tra, đánh giá</w:t>
+              <w:t>Chủ đề 4: TUỔI THƠ</w:t>
             </w:r>
           </w:p>
         </w:tc>
@@ -2488,7 +2456,7 @@
                 <w:i w:val="0"/>
                 <w:sz w:val="20"/>
               </w:rPr>
-              <w:t>Ôn tập cuối học kì I (tiết 2)</w:t>
+              <w:t>Ôn tập cuối học kì I</w:t>
             </w:r>
           </w:p>
         </w:tc>
@@ -2585,7 +2553,7 @@
                 <w:i w:val="0"/>
                 <w:sz w:val="20"/>
               </w:rPr>
-              <w:t>Ôn tập, kiểm tra, đánh giá</w:t>
+              <w:t>Chủ đề 4: TUỔI THƠ</w:t>
             </w:r>
           </w:p>
         </w:tc>
@@ -2643,6 +2611,7 @@
                 <w:i w:val="0"/>
                 <w:sz w:val="18"/>
               </w:rPr>
+              <w:t>Năng lực số 3.3 CB1a: HS trả lời đúng bộ câu hỏi ôn tập và gọi được tên bài hát, tên tác giả đã học</w:t>
             </w:r>
           </w:p>
         </w:tc>
@@ -2725,7 +2694,7 @@
                 <w:i w:val="0"/>
                 <w:sz w:val="20"/>
               </w:rPr>
-              <w:t>Chủ đề 5: Mùa xuân</w:t>
+              <w:t>Chủ đề 5: MÙA XUÂN</w:t>
             </w:r>
           </w:p>
         </w:tc>
@@ -2744,7 +2713,7 @@
                 <w:i w:val="0"/>
                 <w:sz w:val="20"/>
               </w:rPr>
-              <w:t>Chủ đề 5: Mùa xuân — Học hát: Hoa lá mùa xuân (Nhạc và lời: Hoàng Hà)</w:t>
+              <w:t>Học bài hát Hoa lá mùa xuân</w:t>
             </w:r>
           </w:p>
         </w:tc>
@@ -2783,7 +2752,6 @@
                 <w:i w:val="0"/>
                 <w:sz w:val="18"/>
               </w:rPr>
-              <w:t>NLS-KT (Cơ bản 1): Mở bản thu mẫu bài “Hoa lá mùa xuân” lấy từ học liệu điện tử của bộ sách.</w:t>
             </w:r>
           </w:p>
         </w:tc>
@@ -2842,7 +2810,7 @@
                 <w:i w:val="0"/>
                 <w:sz w:val="20"/>
               </w:rPr>
-              <w:t>Chủ đề 5: Mùa xuân</w:t>
+              <w:t>Chủ đề 5: MÙA XUÂN</w:t>
             </w:r>
           </w:p>
         </w:tc>
@@ -2861,7 +2829,7 @@
                 <w:i w:val="0"/>
                 <w:sz w:val="20"/>
               </w:rPr>
-              <w:t>Chủ đề 5: Mùa xuân — Ôn tập bài hát: Hoa lá mùa xuân; Đọc nhạc: Bài số 3</w:t>
+              <w:t>Ôn tập bài hát Hoa lá mùa xuân; Đọc nhạc Bài số 3</w:t>
             </w:r>
           </w:p>
         </w:tc>
@@ -2958,7 +2926,7 @@
                 <w:i w:val="0"/>
                 <w:sz w:val="20"/>
               </w:rPr>
-              <w:t>Chủ đề 5: Mùa xuân</w:t>
+              <w:t>Chủ đề 5: MÙA XUÂN</w:t>
             </w:r>
           </w:p>
         </w:tc>
@@ -2977,7 +2945,7 @@
                 <w:i w:val="0"/>
                 <w:sz w:val="20"/>
               </w:rPr>
-              <w:t>Chủ đề 5: Mùa xuân — Ôn tập đọc nhạc: Bài số 3; Thường thức âm nhạc: Câu chuyện về bài hát Chú voi con ở Bản Đôn; Vận dụng – Sáng tạo</w:t>
+              <w:t>Ôn tập đọc nhạc Bài số 3; Thường thức âm nhạc Câu chuyện về bài hát Chú voi con ở Bản Đôn; Vận dụng – Sáng tạo</w:t>
             </w:r>
           </w:p>
         </w:tc>
@@ -3074,7 +3042,7 @@
                 <w:i w:val="0"/>
                 <w:sz w:val="20"/>
               </w:rPr>
-              <w:t>Chủ đề 5: Mùa xuân</w:t>
+              <w:t>Chủ đề 5: MÙA XUÂN</w:t>
             </w:r>
           </w:p>
         </w:tc>
@@ -3093,7 +3061,7 @@
                 <w:i w:val="0"/>
                 <w:sz w:val="20"/>
               </w:rPr>
-              <w:t>Chủ đề 5: Mùa xuân — Ôn tập: Hát và đọc nhạc; Vận dụng – Sáng tạo</w:t>
+              <w:t>Ôn tập: Hát và đọc nhạc; Vận dụng – Sáng tạo</w:t>
             </w:r>
           </w:p>
         </w:tc>
@@ -3190,7 +3158,7 @@
                 <w:i w:val="0"/>
                 <w:sz w:val="20"/>
               </w:rPr>
-              <w:t>Chủ đề 6: Gia đình yêu thương</w:t>
+              <w:t>Chủ đề 6: GIA ĐÌNH YÊU THƯƠNG</w:t>
             </w:r>
           </w:p>
         </w:tc>
@@ -3209,7 +3177,7 @@
                 <w:i w:val="0"/>
                 <w:sz w:val="20"/>
               </w:rPr>
-              <w:t>Chủ đề 6: Gia đình yêu thương — Học hát: Mẹ ơi có biết (Nhạc và lời: Nguyễn Văn Chung)</w:t>
+              <w:t>Học bài hát Mẹ ơi có biết</w:t>
             </w:r>
           </w:p>
         </w:tc>
@@ -3248,7 +3216,6 @@
                 <w:i w:val="0"/>
                 <w:sz w:val="18"/>
               </w:rPr>
-              <w:t>NLS-ST (Cơ bản 1): Dùng điện thoại thu âm phần hát bài “Mẹ ơi có biết” của cả lớp.</w:t>
             </w:r>
           </w:p>
         </w:tc>
@@ -3307,7 +3274,7 @@
                 <w:i w:val="0"/>
                 <w:sz w:val="20"/>
               </w:rPr>
-              <w:t>Chủ đề 6: Gia đình yêu thương</w:t>
+              <w:t>Chủ đề 6: GIA ĐÌNH YÊU THƯƠNG</w:t>
             </w:r>
           </w:p>
         </w:tc>
@@ -3326,7 +3293,7 @@
                 <w:i w:val="0"/>
                 <w:sz w:val="20"/>
               </w:rPr>
-              <w:t>Chủ đề 6: Gia đình yêu thương — Ôn tập bài hát: Mẹ ơi có biết; Nghe nhạc: Ru con</w:t>
+              <w:t>Ôn tập bài hát Mẹ ơi có biết; Nghe nhạc Ru con</w:t>
             </w:r>
           </w:p>
         </w:tc>
@@ -3423,7 +3390,7 @@
                 <w:i w:val="0"/>
                 <w:sz w:val="20"/>
               </w:rPr>
-              <w:t>Chủ đề 6: Gia đình yêu thương</w:t>
+              <w:t>Chủ đề 6: GIA ĐÌNH YÊU THƯƠNG</w:t>
             </w:r>
           </w:p>
         </w:tc>
@@ -3442,7 +3409,7 @@
                 <w:i w:val="0"/>
                 <w:sz w:val="20"/>
               </w:rPr>
-              <w:t>Chủ đề 6: Gia đình yêu thương — Thường thức âm nhạc: Giới thiệu nhạc cụ Ma-ra-cát; Vận dụng – Sáng tạo</w:t>
+              <w:t>Thường thức âm nhạc Nhạc cụ ma-ra-cát (maracas); Vận dụng – Sáng tạo</w:t>
             </w:r>
           </w:p>
         </w:tc>
@@ -3475,19 +3442,6 @@
               <w:spacing w:after="0"/>
             </w:pPr>
             <w:r/>
-            <w:r>
-              <w:rPr>
-                <w:b w:val="0"/>
-                <w:i w:val="0"/>
-                <w:sz w:val="18"/>
-              </w:rPr>
-              <w:t>NLS-KT (Cơ bản 1): Chiếu đoạn phim quay cận cảnh cho nội dung “Giới thiệu nhạc cụ Ma-ra-cát”.</w:t>
-            </w:r>
-          </w:p>
-          <w:p>
-            <w:pPr>
-              <w:spacing w:after="0"/>
-            </w:pPr>
             <w:r>
               <w:rPr>
                 <w:b w:val="0"/>
@@ -3553,7 +3507,7 @@
                 <w:i w:val="0"/>
                 <w:sz w:val="20"/>
               </w:rPr>
-              <w:t>Chủ đề 6: Gia đình yêu thương</w:t>
+              <w:t>Chủ đề 6: GIA ĐÌNH YÊU THƯƠNG</w:t>
             </w:r>
           </w:p>
         </w:tc>
@@ -3572,7 +3526,7 @@
                 <w:i w:val="0"/>
                 <w:sz w:val="20"/>
               </w:rPr>
-              <w:t>Chủ đề 6: Gia đình yêu thương — Luyện tập và biểu diễn bài hát Mẹ ơi có biết</w:t>
+              <w:t>Luyện tập và biểu diễn bài hát Mẹ ơi có biết</w:t>
             </w:r>
           </w:p>
         </w:tc>
@@ -3605,19 +3559,6 @@
               <w:spacing w:after="0"/>
             </w:pPr>
             <w:r/>
-            <w:r>
-              <w:rPr>
-                <w:b w:val="0"/>
-                <w:i w:val="0"/>
-                <w:sz w:val="18"/>
-              </w:rPr>
-              <w:t>NLS-ST (Cơ bản 1): Ở phần Biểu diễn, GV ghi âm phần hát kết hợp gõ đệm của từng tổ.</w:t>
-            </w:r>
-          </w:p>
-          <w:p>
-            <w:pPr>
-              <w:spacing w:after="0"/>
-            </w:pPr>
             <w:r>
               <w:rPr>
                 <w:b w:val="0"/>
@@ -3683,7 +3624,7 @@
                 <w:i w:val="0"/>
                 <w:sz w:val="20"/>
               </w:rPr>
-              <w:t>Chủ đề 7: Những con vật quanh em</w:t>
+              <w:t>Chủ đề 7: NHỮNG CON VẬT QUANH EM</w:t>
             </w:r>
           </w:p>
         </w:tc>
@@ -3702,7 +3643,7 @@
                 <w:i w:val="0"/>
                 <w:sz w:val="20"/>
               </w:rPr>
-              <w:t>Chủ đề 7: Những con vật quanh em — Học hát: Trang trại vui vẻ (Nhạc nước ngoài, lời Việt)</w:t>
+              <w:t>Học bài hát Trang trại vui vẻ</w:t>
             </w:r>
           </w:p>
         </w:tc>
@@ -3741,7 +3682,6 @@
                 <w:i w:val="0"/>
                 <w:sz w:val="18"/>
               </w:rPr>
-              <w:t>NLS-KT (Cơ bản 1): Mở bản thu mẫu bài “Trang trại vui vẻ” lấy từ học liệu điện tử của bộ sách.</w:t>
             </w:r>
           </w:p>
         </w:tc>
@@ -3800,7 +3740,7 @@
                 <w:i w:val="0"/>
                 <w:sz w:val="20"/>
               </w:rPr>
-              <w:t>Chủ đề 7: Những con vật quanh em</w:t>
+              <w:t>Chủ đề 7: NHỮNG CON VẬT QUANH EM</w:t>
             </w:r>
           </w:p>
         </w:tc>
@@ -3819,7 +3759,7 @@
                 <w:i w:val="0"/>
                 <w:sz w:val="20"/>
               </w:rPr>
-              <w:t>Chủ đề 7: Những con vật quanh em — Ôn tập bài hát: Trang trại vui vẻ; Đọc nhạc: Bài số 4</w:t>
+              <w:t>Ôn tập bài hát Trang trại vui vẻ; Đọc nhạc Bài số 4</w:t>
             </w:r>
           </w:p>
         </w:tc>
@@ -3916,7 +3856,7 @@
                 <w:i w:val="0"/>
                 <w:sz w:val="20"/>
               </w:rPr>
-              <w:t>Chủ đề 7: Những con vật quanh em</w:t>
+              <w:t>Chủ đề 7: NHỮNG CON VẬT QUANH EM</w:t>
             </w:r>
           </w:p>
         </w:tc>
@@ -3935,7 +3875,7 @@
                 <w:i w:val="0"/>
                 <w:sz w:val="20"/>
               </w:rPr>
-              <w:t>Chủ đề 7: Những con vật quanh em — Ôn tập đọc nhạc: Bài số 4; Nghe nhạc: Vũ khúc đàn gà con</w:t>
+              <w:t>Ôn tập đọc nhạc Bài số 4; Nghe nhạc Vũ khúc đàn gà con</w:t>
             </w:r>
           </w:p>
         </w:tc>
@@ -4032,7 +3972,7 @@
                 <w:i w:val="0"/>
                 <w:sz w:val="20"/>
               </w:rPr>
-              <w:t>Chủ đề 7: Những con vật quanh em</w:t>
+              <w:t>Chủ đề 7: NHỮNG CON VẬT QUANH EM</w:t>
             </w:r>
           </w:p>
         </w:tc>
@@ -4051,7 +3991,7 @@
                 <w:i w:val="0"/>
                 <w:sz w:val="20"/>
               </w:rPr>
-              <w:t>Chủ đề 7: Những con vật quanh em — Ôn tập: Hát và đọc nhạc; Vận dụng – Sáng tạo</w:t>
+              <w:t>Ôn tập: Hát và đọc nhạc; Vận dụng – Sáng tạo</w:t>
             </w:r>
           </w:p>
         </w:tc>
@@ -4148,7 +4088,7 @@
                 <w:i w:val="0"/>
                 <w:sz w:val="20"/>
               </w:rPr>
-              <w:t>Chủ đề 8: Mùa hè vui</w:t>
+              <w:t>Chủ đề 8: MÙA HÈ VUI</w:t>
             </w:r>
           </w:p>
         </w:tc>
@@ -4167,7 +4107,7 @@
                 <w:i w:val="0"/>
                 <w:sz w:val="20"/>
               </w:rPr>
-              <w:t>Chủ đề 8: Mùa hè vui — Học hát: Ngày hè vui (Nhạc và lời: Lê Bùi)</w:t>
+              <w:t>Học bài hát Ngày hè vui</w:t>
             </w:r>
           </w:p>
         </w:tc>
@@ -4206,7 +4146,6 @@
                 <w:i w:val="0"/>
                 <w:sz w:val="18"/>
               </w:rPr>
-              <w:t>NLS-ST (Cơ bản 1): Dùng điện thoại thu âm phần hát bài “Ngày hè vui” của cả lớp.</w:t>
             </w:r>
           </w:p>
         </w:tc>
@@ -4265,7 +4204,7 @@
                 <w:i w:val="0"/>
                 <w:sz w:val="20"/>
               </w:rPr>
-              <w:t>Chủ đề 8: Mùa hè vui</w:t>
+              <w:t>Chủ đề 8: MÙA HÈ VUI</w:t>
             </w:r>
           </w:p>
         </w:tc>
@@ -4284,7 +4223,7 @@
                 <w:i w:val="0"/>
                 <w:sz w:val="20"/>
               </w:rPr>
-              <w:t>Chủ đề 8: Mùa hè vui — Ôn tập bài hát: Ngày hè vui; Nhạc cụ: Dùng nhạc cụ gõ thể hiện hình tiết tấu</w:t>
+              <w:t>Ôn tập bài hát Ngày hè vui; Nhạc cụ Dùng nhạc cụ gõ thể hiện các hình tiết tấu</w:t>
             </w:r>
           </w:p>
         </w:tc>
@@ -4381,7 +4320,7 @@
                 <w:i w:val="0"/>
                 <w:sz w:val="20"/>
               </w:rPr>
-              <w:t>Chủ đề 8: Mùa hè vui</w:t>
+              <w:t>Chủ đề 8: MÙA HÈ VUI</w:t>
             </w:r>
           </w:p>
         </w:tc>
@@ -4400,7 +4339,7 @@
                 <w:i w:val="0"/>
                 <w:sz w:val="20"/>
               </w:rPr>
-              <w:t>Chủ đề 8: Mùa hè vui — Nghe nhạc: Mùa hè ước mong; Vận dụng – Sáng tạo</w:t>
+              <w:t>Nghe nhạc Mùa hè ước mong</w:t>
             </w:r>
           </w:p>
         </w:tc>
@@ -4439,20 +4378,6 @@
                 <w:i w:val="0"/>
                 <w:sz w:val="18"/>
               </w:rPr>
-              <w:t>NLS-KT (Cơ bản 1): Mở bản ghi hình buổi biểu diễn tác phẩm “Mùa hè ước mong”.</w:t>
-            </w:r>
-          </w:p>
-          <w:p>
-            <w:pPr>
-              <w:spacing w:after="0"/>
-            </w:pPr>
-            <w:r>
-              <w:rPr>
-                <w:b w:val="0"/>
-                <w:i w:val="0"/>
-                <w:sz w:val="18"/>
-              </w:rPr>
-              <w:t>KNS: KN tự tin biểu diễn trước tập thể và phối hợp cùng nhóm.</w:t>
             </w:r>
           </w:p>
         </w:tc>
@@ -4511,7 +4436,7 @@
                 <w:i w:val="0"/>
                 <w:sz w:val="20"/>
               </w:rPr>
-              <w:t>Ôn tập, kiểm tra, đánh giá</w:t>
+              <w:t>Chủ đề 8: MÙA HÈ VUI</w:t>
             </w:r>
           </w:p>
         </w:tc>
@@ -4530,7 +4455,7 @@
                 <w:i w:val="0"/>
                 <w:sz w:val="20"/>
               </w:rPr>
-              <w:t>Ôn tập cuối năm (Tiết 1)</w:t>
+              <w:t>Ôn tập cuối năm</w:t>
             </w:r>
           </w:p>
         </w:tc>
@@ -4627,7 +4552,7 @@
                 <w:i w:val="0"/>
                 <w:sz w:val="20"/>
               </w:rPr>
-              <w:t>Ôn tập, kiểm tra, đánh giá</w:t>
+              <w:t>Chủ đề 8: MÙA HÈ VUI</w:t>
             </w:r>
           </w:p>
         </w:tc>
@@ -4646,7 +4571,7 @@
                 <w:i w:val="0"/>
                 <w:sz w:val="20"/>
               </w:rPr>
-              <w:t>Ôn tập, đánh giá cuối năm (Tiết 2)</w:t>
+              <w:t>Đánh giá cuối năm</w:t>
             </w:r>
           </w:p>
         </w:tc>

--- a/assets/docs/lop2/Am nhac - Lop 2.docx
+++ b/assets/docs/lop2/Am nhac - Lop 2.docx
@@ -624,6 +624,7 @@
                 <w:i w:val="0"/>
                 <w:sz w:val="18"/>
               </w:rPr>
+              <w:t>NLS: Năng lực số 3.3 CB1a: HS nói được tên bài hát cùng tên tác giả</w:t>
             </w:r>
           </w:p>
         </w:tc>
@@ -740,6 +741,7 @@
                 <w:i w:val="0"/>
                 <w:sz w:val="18"/>
               </w:rPr>
+              <w:t>Năng lực số 1.1 CB1b: HS nêu được đặc điểm nổi bật của “Ước mơ của bạn Đô” nhờ quan sát tư liệu số và nghe bản thu</w:t>
             </w:r>
           </w:p>
         </w:tc>
@@ -856,6 +858,7 @@
                 <w:i w:val="0"/>
                 <w:sz w:val="18"/>
               </w:rPr>
+              <w:t>NLS: Năng lực số 1.1 CB1b: HS đọc đúng cao độ “Bài số 1” nhờ nghe mẫu từ đàn phím</w:t>
             </w:r>
           </w:p>
         </w:tc>
@@ -1088,6 +1091,7 @@
                 <w:i w:val="0"/>
                 <w:sz w:val="18"/>
               </w:rPr>
+              <w:t>NLS: Năng lực số 3.3 CB1a: HS nói được tên bài hát cùng tên tác giả</w:t>
             </w:r>
           </w:p>
         </w:tc>
@@ -1204,6 +1208,7 @@
                 <w:i w:val="0"/>
                 <w:sz w:val="18"/>
               </w:rPr>
+              <w:t>Năng lực số 1.1 CB1b: HS cầm và gõ được nhạc cụ Song loan đúng cách sau khi xem phim cận cảnh</w:t>
             </w:r>
           </w:p>
         </w:tc>
@@ -1320,7 +1325,7 @@
                 <w:i w:val="0"/>
                 <w:sz w:val="18"/>
               </w:rPr>
-              <w:t>QPAN: Chọn bài hát ca ngợi quê hương, đất nước, hoà bình; liên hệ tinh thần đoàn kết toàn dân tộc và sự hi sinh của các chiến sĩ cách mạng.</w:t>
+              <w:t>Năng lực số 1.1 CB1b: HS nêu được đặc điểm nổi bật của “Đàn bầu Việt Nam” nhờ quan sát tư liệu số và nghe bản thu</w:t>
             </w:r>
           </w:p>
           <w:p>
@@ -1333,7 +1338,7 @@
                 <w:i w:val="0"/>
                 <w:sz w:val="18"/>
               </w:rPr>
-              <w:t>KNS: KN tự tin biểu diễn trước tập thể và phối hợp cùng nhóm.</w:t>
+              <w:t>QPAN: Chọn bài hát ca ngợi quê hương, đất nước, hoà bình; liên hệ tinh thần đoàn kết toàn dân tộc và sự hi sinh của các chiến sĩ cách mạng.</w:t>
             </w:r>
           </w:p>
         </w:tc>
@@ -1567,6 +1572,7 @@
                 <w:i w:val="0"/>
                 <w:sz w:val="18"/>
               </w:rPr>
+              <w:t>Năng lực số 1.1 CB1b: HS đọc đúng cao độ “đọc nhạc theo kí hiệu bàn tay” nhờ nghe mẫu từ đàn phím</w:t>
             </w:r>
           </w:p>
         </w:tc>
@@ -1683,6 +1689,7 @@
                 <w:i w:val="0"/>
                 <w:sz w:val="18"/>
               </w:rPr>
+              <w:t>Năng lực số 1.1 CB1b: HS đọc đúng cao độ “đọc nhạc theo kí hiệu bàn tay” nhờ nghe mẫu từ đàn phím</w:t>
             </w:r>
           </w:p>
         </w:tc>
@@ -1799,6 +1806,7 @@
                 <w:i w:val="0"/>
                 <w:sz w:val="18"/>
               </w:rPr>
+              <w:t>NLS: Năng lực số 1.1 CB1b: HS đọc đúng cao độ “Bài số 2” nhờ nghe mẫu từ đàn phím</w:t>
             </w:r>
           </w:p>
         </w:tc>
@@ -2031,6 +2039,7 @@
                 <w:i w:val="0"/>
                 <w:sz w:val="18"/>
               </w:rPr>
+              <w:t>NLS: Năng lực số 3.3 CB1a: HS nói được tên bài hát cùng tên tác giả</w:t>
             </w:r>
           </w:p>
         </w:tc>
@@ -2147,6 +2156,7 @@
                 <w:i w:val="0"/>
                 <w:sz w:val="18"/>
               </w:rPr>
+              <w:t>NLS: Năng lực số 3.3 CB1a: HS nói được tên tác phẩm và tên tác giả có ghi trong phần chú thích</w:t>
             </w:r>
           </w:p>
         </w:tc>
@@ -2752,6 +2762,7 @@
                 <w:i w:val="0"/>
                 <w:sz w:val="18"/>
               </w:rPr>
+              <w:t>NLS: Năng lực số 3.3 CB1a: HS nói được tên bài hát cùng tên tác giả</w:t>
             </w:r>
           </w:p>
         </w:tc>
@@ -2868,6 +2879,7 @@
                 <w:i w:val="0"/>
                 <w:sz w:val="18"/>
               </w:rPr>
+              <w:t>NLS: Năng lực số 1.1 CB1b: HS đọc đúng cao độ “Bài số 3” nhờ nghe mẫu từ đàn phím</w:t>
             </w:r>
           </w:p>
         </w:tc>
@@ -2984,6 +2996,7 @@
                 <w:i w:val="0"/>
                 <w:sz w:val="18"/>
               </w:rPr>
+              <w:t>Năng lực số 1.1 CB1b: HS nêu được đặc điểm nổi bật của “Câu chuyện về bài hát Chú voi con ở Bản Đôn” nhờ quan sát tư liệu số và nghe bản thu</w:t>
             </w:r>
           </w:p>
         </w:tc>
@@ -3216,6 +3229,7 @@
                 <w:i w:val="0"/>
                 <w:sz w:val="18"/>
               </w:rPr>
+              <w:t>NLS: Năng lực số 3.3 CB1a: HS nói được tên bài hát cùng tên tác giả</w:t>
             </w:r>
           </w:p>
         </w:tc>
@@ -3332,6 +3346,7 @@
                 <w:i w:val="0"/>
                 <w:sz w:val="18"/>
               </w:rPr>
+              <w:t>NLS: Năng lực số 3.3 CB1a: HS nói được tên tác phẩm và tên tác giả có ghi trong phần chú thích</w:t>
             </w:r>
           </w:p>
         </w:tc>
@@ -3442,6 +3457,19 @@
               <w:spacing w:after="0"/>
             </w:pPr>
             <w:r/>
+            <w:r>
+              <w:rPr>
+                <w:b w:val="0"/>
+                <w:i w:val="0"/>
+                <w:sz w:val="18"/>
+              </w:rPr>
+              <w:t>Năng lực số 1.1 CB1b: HS nêu được đặc điểm nổi bật của “Giới thiệu nhạc cụ Ma-ra-cát” nhờ quan sát tư liệu số và nghe bản thu</w:t>
+            </w:r>
+          </w:p>
+          <w:p>
+            <w:pPr>
+              <w:spacing w:after="0"/>
+            </w:pPr>
             <w:r>
               <w:rPr>
                 <w:b w:val="0"/>
@@ -3682,6 +3710,7 @@
                 <w:i w:val="0"/>
                 <w:sz w:val="18"/>
               </w:rPr>
+              <w:t>NLS: Năng lực số 3.3 CB1a: HS nói được tên bài hát cùng tên tác giả</w:t>
             </w:r>
           </w:p>
         </w:tc>
@@ -3798,6 +3827,7 @@
                 <w:i w:val="0"/>
                 <w:sz w:val="18"/>
               </w:rPr>
+              <w:t>NLS: Năng lực số 1.1 CB1b: HS đọc đúng cao độ “Bài số 4” nhờ nghe mẫu từ đàn phím</w:t>
             </w:r>
           </w:p>
         </w:tc>
@@ -3914,6 +3944,7 @@
                 <w:i w:val="0"/>
                 <w:sz w:val="18"/>
               </w:rPr>
+              <w:t>NLS: Năng lực số 3.3 CB1a: HS nói được tên tác phẩm và tên tác giả có ghi trong phần chú thích</w:t>
             </w:r>
           </w:p>
         </w:tc>
@@ -4146,6 +4177,7 @@
                 <w:i w:val="0"/>
                 <w:sz w:val="18"/>
               </w:rPr>
+              <w:t>NLS: Năng lực số 3.3 CB1a: HS nói được tên bài hát cùng tên tác giả</w:t>
             </w:r>
           </w:p>
         </w:tc>
@@ -4378,6 +4410,7 @@
                 <w:i w:val="0"/>
                 <w:sz w:val="18"/>
               </w:rPr>
+              <w:t>NLS: Năng lực số 3.3 CB1a: HS nói được tên tác phẩm và tên tác giả có ghi trong phần chú thích</w:t>
             </w:r>
           </w:p>
         </w:tc>
@@ -4610,6 +4643,7 @@
                 <w:i w:val="0"/>
                 <w:sz w:val="18"/>
               </w:rPr>
+              <w:t>Năng lực số 3.3 CB1a: HS trả lời đúng bộ câu hỏi ôn tập và gọi được tên bài hát, tên tác giả đã học</w:t>
             </w:r>
           </w:p>
         </w:tc>

--- a/assets/docs/lop2/Am nhac - Lop 2.docx
+++ b/assets/docs/lop2/Am nhac - Lop 2.docx
@@ -1455,6 +1455,19 @@
                 <w:i w:val="0"/>
                 <w:sz w:val="18"/>
               </w:rPr>
+              <w:t>Năng lực số Miền 1 (Cơ bản, bậc 1): Ở chủ đề “Em yêu làn điệu dân ca”, GV mở bản thu bài Con chim chích choè và một hai làn điệu dân ca quen thuộc cho HS nghe đoán tên bài; Năng lực số Miền 3 (Cơ bản, bậc 1): Sau khi các nhóm biểu diễn, GV quay lại tiết mục rồi chiếu cho cả lớp cùng xem; mỗi nhóm nhìn phần trình diễn của mình để nói chỗ hát đã đều</w:t>
+            </w:r>
+          </w:p>
+          <w:p>
+            <w:pPr>
+              <w:spacing w:after="0"/>
+            </w:pPr>
+            <w:r>
+              <w:rPr>
+                <w:b w:val="0"/>
+                <w:i w:val="0"/>
+                <w:sz w:val="18"/>
+              </w:rPr>
               <w:t>KNS: KN tự tin biểu diễn trước tập thể và phối hợp cùng nhóm.</w:t>
             </w:r>
           </w:p>
@@ -2273,6 +2286,33 @@
                 <w:i w:val="0"/>
                 <w:sz w:val="18"/>
               </w:rPr>
+              <w:t>Luyện tập chủ đề “Tuổi thơ”, GV chiếu hình tiết tấu phóng to lên màn hình và mở bản gõ mẫu từ học liệu số; Sáng tạo, GV dùng điện thoại ghi âm phần hoà tấu của từng nhóm với thanh phách, song loan, trống con rồi mở lại cho cả lớp nghe</w:t>
+            </w:r>
+          </w:p>
+          <w:p>
+            <w:pPr>
+              <w:spacing w:after="0"/>
+            </w:pPr>
+            <w:r>
+              <w:rPr>
+                <w:b w:val="0"/>
+                <w:i w:val="0"/>
+                <w:sz w:val="18"/>
+              </w:rPr>
+              <w:t>NLS: Năng lực số Miền 1 (Cơ bản, bậc 1): Ở hoạt động Khám phá</w:t>
+            </w:r>
+          </w:p>
+          <w:p>
+            <w:pPr>
+              <w:spacing w:after="0"/>
+            </w:pPr>
+            <w:r>
+              <w:rPr>
+                <w:b w:val="0"/>
+                <w:i w:val="0"/>
+                <w:sz w:val="18"/>
+              </w:rPr>
+              <w:t>NLS: Năng lực số Miền 3 (Cơ bản, bậc 1): Ở hoạt động Vận dụng</w:t>
             </w:r>
           </w:p>
         </w:tc>
@@ -3587,6 +3627,19 @@
               <w:spacing w:after="0"/>
             </w:pPr>
             <w:r/>
+            <w:r>
+              <w:rPr>
+                <w:b w:val="0"/>
+                <w:i w:val="0"/>
+                <w:sz w:val="18"/>
+              </w:rPr>
+              <w:t>Năng lực số Miền 1 (Cơ bản, bậc 1): Ở phần Khởi động chủ đề “Gia đình yêu thương”, GV mở lần lượt các đoạn giai điệu đã học từ học liệu số cho HS nghe đoán tên bài; Năng lực số Miền 3 (Cơ bản, bậc 1): Ở phần Biểu diễn, GV ghi âm phần hát kết hợp gõ đệm của từng tổ rồi mở lại cho cả lớp nghe</w:t>
+            </w:r>
+          </w:p>
+          <w:p>
+            <w:pPr>
+              <w:spacing w:after="0"/>
+            </w:pPr>
             <w:r>
               <w:rPr>
                 <w:b w:val="0"/>

--- a/assets/docs/lop2/Am nhac - Lop 2.docx
+++ b/assets/docs/lop2/Am nhac - Lop 2.docx
@@ -2286,33 +2286,7 @@
                 <w:i w:val="0"/>
                 <w:sz w:val="18"/>
               </w:rPr>
-              <w:t>Luyện tập chủ đề “Tuổi thơ”, GV chiếu hình tiết tấu phóng to lên màn hình và mở bản gõ mẫu từ học liệu số; Sáng tạo, GV dùng điện thoại ghi âm phần hoà tấu của từng nhóm với thanh phách, song loan, trống con rồi mở lại cho cả lớp nghe</w:t>
-            </w:r>
-          </w:p>
-          <w:p>
-            <w:pPr>
-              <w:spacing w:after="0"/>
-            </w:pPr>
-            <w:r>
-              <w:rPr>
-                <w:b w:val="0"/>
-                <w:i w:val="0"/>
-                <w:sz w:val="18"/>
-              </w:rPr>
-              <w:t>NLS: Năng lực số Miền 1 (Cơ bản, bậc 1): Ở hoạt động Khám phá</w:t>
-            </w:r>
-          </w:p>
-          <w:p>
-            <w:pPr>
-              <w:spacing w:after="0"/>
-            </w:pPr>
-            <w:r>
-              <w:rPr>
-                <w:b w:val="0"/>
-                <w:i w:val="0"/>
-                <w:sz w:val="18"/>
-              </w:rPr>
-              <w:t>NLS: Năng lực số Miền 3 (Cơ bản, bậc 1): Ở hoạt động Vận dụng</w:t>
+              <w:t>Năng lực số Miền 1 (Cơ bản, bậc 1): Ở hoạt động Khám phá – Luyện tập chủ đề “Tuổi thơ”, GV chiếu hình tiết tấu phóng to lên màn hình và mở bản gõ mẫu từ học liệu số; Năng lực số Miền 3 (Cơ bản, bậc 1): Ở hoạt động Vận dụng – Sáng tạo, GV dùng điện thoại ghi âm phần hoà tấu của từng nhóm với thanh phách, song loan, trống con rồi mở lại cho cả lớp nghe</w:t>
             </w:r>
           </w:p>
         </w:tc>

--- a/assets/docs/lop2/Am nhac - Lop 2.docx
+++ b/assets/docs/lop2/Am nhac - Lop 2.docx
@@ -566,7 +566,7 @@
                 <w:i w:val="0"/>
                 <w:sz w:val="20"/>
               </w:rPr>
-              <w:t>Chủ đề 1: SẮC MÀU ÂM THANH</w:t>
+              <w:t>Chủ đề 1: Sắc màu âm thanh</w:t>
             </w:r>
           </w:p>
         </w:tc>
@@ -683,7 +683,7 @@
                 <w:i w:val="0"/>
                 <w:sz w:val="20"/>
               </w:rPr>
-              <w:t>Chủ đề 1: SẮC MÀU ÂM THANH</w:t>
+              <w:t>Chủ đề 1: Sắc màu âm thanh</w:t>
             </w:r>
           </w:p>
         </w:tc>
@@ -800,7 +800,7 @@
                 <w:i w:val="0"/>
                 <w:sz w:val="20"/>
               </w:rPr>
-              <w:t>Chủ đề 1: SẮC MÀU ÂM THANH</w:t>
+              <w:t>Chủ đề 1: Sắc màu âm thanh</w:t>
             </w:r>
           </w:p>
         </w:tc>
@@ -917,7 +917,7 @@
                 <w:i w:val="0"/>
                 <w:sz w:val="20"/>
               </w:rPr>
-              <w:t>Chủ đề 1: SẮC MÀU ÂM THANH</w:t>
+              <w:t>Chủ đề 1: Sắc màu âm thanh</w:t>
             </w:r>
           </w:p>
         </w:tc>
@@ -1033,7 +1033,7 @@
                 <w:i w:val="0"/>
                 <w:sz w:val="20"/>
               </w:rPr>
-              <w:t>Chủ đề 2: EM YÊU LÀN ĐIỆU DÂN CA</w:t>
+              <w:t>Chủ đề 2: Em yêu làn điệu dân ca</w:t>
             </w:r>
           </w:p>
         </w:tc>
@@ -1150,7 +1150,7 @@
                 <w:i w:val="0"/>
                 <w:sz w:val="20"/>
               </w:rPr>
-              <w:t>Chủ đề 2: EM YÊU LÀN ĐIỆU DÂN CA</w:t>
+              <w:t>Chủ đề 2: Em yêu làn điệu dân ca</w:t>
             </w:r>
           </w:p>
         </w:tc>
@@ -1267,7 +1267,7 @@
                 <w:i w:val="0"/>
                 <w:sz w:val="20"/>
               </w:rPr>
-              <w:t>Chủ đề 2: EM YÊU LÀN ĐIỆU DÂN CA</w:t>
+              <w:t>Chủ đề 2: Em yêu làn điệu dân ca</w:t>
             </w:r>
           </w:p>
         </w:tc>
@@ -1397,7 +1397,7 @@
                 <w:i w:val="0"/>
                 <w:sz w:val="20"/>
               </w:rPr>
-              <w:t>Chủ đề 2: EM YÊU LÀN ĐIỆU DÂN CA</w:t>
+              <w:t>Chủ đề 2: Em yêu làn điệu dân ca</w:t>
             </w:r>
           </w:p>
         </w:tc>
@@ -1527,7 +1527,7 @@
                 <w:i w:val="0"/>
                 <w:sz w:val="20"/>
               </w:rPr>
-              <w:t>Chủ đề 3: MÁI TRƯỜNG THÂN YÊU</w:t>
+              <w:t>Chủ đề 3: Mái trường thân yêu</w:t>
             </w:r>
           </w:p>
         </w:tc>
@@ -1644,7 +1644,7 @@
                 <w:i w:val="0"/>
                 <w:sz w:val="20"/>
               </w:rPr>
-              <w:t>Chủ đề 3: MÁI TRƯỜNG THÂN YÊU</w:t>
+              <w:t>Chủ đề 3: Mái trường thân yêu</w:t>
             </w:r>
           </w:p>
         </w:tc>
@@ -1761,7 +1761,7 @@
                 <w:i w:val="0"/>
                 <w:sz w:val="20"/>
               </w:rPr>
-              <w:t>Chủ đề 3: MÁI TRƯỜNG THÂN YÊU</w:t>
+              <w:t>Chủ đề 3: Mái trường thân yêu</w:t>
             </w:r>
           </w:p>
         </w:tc>
@@ -1878,7 +1878,7 @@
                 <w:i w:val="0"/>
                 <w:sz w:val="20"/>
               </w:rPr>
-              <w:t>Chủ đề 3: MÁI TRƯỜNG THÂN YÊU</w:t>
+              <w:t>Chủ đề 3: Mái trường thân yêu</w:t>
             </w:r>
           </w:p>
         </w:tc>
@@ -1994,7 +1994,7 @@
                 <w:i w:val="0"/>
                 <w:sz w:val="20"/>
               </w:rPr>
-              <w:t>Chủ đề 4: TUỔI THƠ</w:t>
+              <w:t>Chủ đề 4: Tuổi thơ</w:t>
             </w:r>
           </w:p>
         </w:tc>
@@ -2111,7 +2111,7 @@
                 <w:i w:val="0"/>
                 <w:sz w:val="20"/>
               </w:rPr>
-              <w:t>Chủ đề 4: TUỔI THƠ</w:t>
+              <w:t>Chủ đề 4: Tuổi thơ</w:t>
             </w:r>
           </w:p>
         </w:tc>
@@ -2228,7 +2228,7 @@
                 <w:i w:val="0"/>
                 <w:sz w:val="20"/>
               </w:rPr>
-              <w:t>Chủ đề 4: TUỔI THƠ</w:t>
+              <w:t>Chủ đề 4: Tuổi thơ</w:t>
             </w:r>
           </w:p>
         </w:tc>
@@ -2345,7 +2345,7 @@
                 <w:i w:val="0"/>
                 <w:sz w:val="20"/>
               </w:rPr>
-              <w:t>Chủ đề 4: TUỔI THƠ</w:t>
+              <w:t>Chủ đề 4: Tuổi thơ</w:t>
             </w:r>
           </w:p>
         </w:tc>
@@ -2461,7 +2461,7 @@
                 <w:i w:val="0"/>
                 <w:sz w:val="20"/>
               </w:rPr>
-              <w:t>Chủ đề 4: TUỔI THƠ</w:t>
+              <w:t>Chủ đề 4: Tuổi thơ</w:t>
             </w:r>
           </w:p>
         </w:tc>
@@ -2577,7 +2577,7 @@
                 <w:i w:val="0"/>
                 <w:sz w:val="20"/>
               </w:rPr>
-              <w:t>Chủ đề 4: TUỔI THƠ</w:t>
+              <w:t>Chủ đề 4: Tuổi thơ</w:t>
             </w:r>
           </w:p>
         </w:tc>
@@ -2718,7 +2718,7 @@
                 <w:i w:val="0"/>
                 <w:sz w:val="20"/>
               </w:rPr>
-              <w:t>Chủ đề 5: MÙA XUÂN</w:t>
+              <w:t>Chủ đề 5: Mùa xuân</w:t>
             </w:r>
           </w:p>
         </w:tc>
@@ -2835,7 +2835,7 @@
                 <w:i w:val="0"/>
                 <w:sz w:val="20"/>
               </w:rPr>
-              <w:t>Chủ đề 5: MÙA XUÂN</w:t>
+              <w:t>Chủ đề 5: Mùa xuân</w:t>
             </w:r>
           </w:p>
         </w:tc>
@@ -2952,7 +2952,7 @@
                 <w:i w:val="0"/>
                 <w:sz w:val="20"/>
               </w:rPr>
-              <w:t>Chủ đề 5: MÙA XUÂN</w:t>
+              <w:t>Chủ đề 5: Mùa xuân</w:t>
             </w:r>
           </w:p>
         </w:tc>
@@ -3069,7 +3069,7 @@
                 <w:i w:val="0"/>
                 <w:sz w:val="20"/>
               </w:rPr>
-              <w:t>Chủ đề 5: MÙA XUÂN</w:t>
+              <w:t>Chủ đề 5: Mùa xuân</w:t>
             </w:r>
           </w:p>
         </w:tc>
@@ -3185,7 +3185,7 @@
                 <w:i w:val="0"/>
                 <w:sz w:val="20"/>
               </w:rPr>
-              <w:t>Chủ đề 6: GIA ĐÌNH YÊU THƯƠNG</w:t>
+              <w:t>Chủ đề 6: Gia đình yêu thương</w:t>
             </w:r>
           </w:p>
         </w:tc>
@@ -3302,7 +3302,7 @@
                 <w:i w:val="0"/>
                 <w:sz w:val="20"/>
               </w:rPr>
-              <w:t>Chủ đề 6: GIA ĐÌNH YÊU THƯƠNG</w:t>
+              <w:t>Chủ đề 6: Gia đình yêu thương</w:t>
             </w:r>
           </w:p>
         </w:tc>
@@ -3419,7 +3419,7 @@
                 <w:i w:val="0"/>
                 <w:sz w:val="20"/>
               </w:rPr>
-              <w:t>Chủ đề 6: GIA ĐÌNH YÊU THƯƠNG</w:t>
+              <w:t>Chủ đề 6: Gia đình yêu thương</w:t>
             </w:r>
           </w:p>
         </w:tc>
@@ -3549,7 +3549,7 @@
                 <w:i w:val="0"/>
                 <w:sz w:val="20"/>
               </w:rPr>
-              <w:t>Chủ đề 6: GIA ĐÌNH YÊU THƯƠNG</w:t>
+              <w:t>Chủ đề 6: Gia đình yêu thương</w:t>
             </w:r>
           </w:p>
         </w:tc>
@@ -3679,7 +3679,7 @@
                 <w:i w:val="0"/>
                 <w:sz w:val="20"/>
               </w:rPr>
-              <w:t>Chủ đề 7: NHỮNG CON VẬT QUANH EM</w:t>
+              <w:t>Chủ đề 7: Những con vật quanh em</w:t>
             </w:r>
           </w:p>
         </w:tc>
@@ -3796,7 +3796,7 @@
                 <w:i w:val="0"/>
                 <w:sz w:val="20"/>
               </w:rPr>
-              <w:t>Chủ đề 7: NHỮNG CON VẬT QUANH EM</w:t>
+              <w:t>Chủ đề 7: Những con vật quanh em</w:t>
             </w:r>
           </w:p>
         </w:tc>
@@ -3913,7 +3913,7 @@
                 <w:i w:val="0"/>
                 <w:sz w:val="20"/>
               </w:rPr>
-              <w:t>Chủ đề 7: NHỮNG CON VẬT QUANH EM</w:t>
+              <w:t>Chủ đề 7: Những con vật quanh em</w:t>
             </w:r>
           </w:p>
         </w:tc>
@@ -4030,7 +4030,7 @@
                 <w:i w:val="0"/>
                 <w:sz w:val="20"/>
               </w:rPr>
-              <w:t>Chủ đề 7: NHỮNG CON VẬT QUANH EM</w:t>
+              <w:t>Chủ đề 7: Những con vật quanh em</w:t>
             </w:r>
           </w:p>
         </w:tc>
@@ -4146,7 +4146,7 @@
                 <w:i w:val="0"/>
                 <w:sz w:val="20"/>
               </w:rPr>
-              <w:t>Chủ đề 8: MÙA HÈ VUI</w:t>
+              <w:t>Chủ đề 8: Mùa hè vui</w:t>
             </w:r>
           </w:p>
         </w:tc>
@@ -4263,7 +4263,7 @@
                 <w:i w:val="0"/>
                 <w:sz w:val="20"/>
               </w:rPr>
-              <w:t>Chủ đề 8: MÙA HÈ VUI</w:t>
+              <w:t>Chủ đề 8: Mùa hè vui</w:t>
             </w:r>
           </w:p>
         </w:tc>
@@ -4379,7 +4379,7 @@
                 <w:i w:val="0"/>
                 <w:sz w:val="20"/>
               </w:rPr>
-              <w:t>Chủ đề 8: MÙA HÈ VUI</w:t>
+              <w:t>Chủ đề 8: Mùa hè vui</w:t>
             </w:r>
           </w:p>
         </w:tc>
@@ -4496,7 +4496,7 @@
                 <w:i w:val="0"/>
                 <w:sz w:val="20"/>
               </w:rPr>
-              <w:t>Chủ đề 8: MÙA HÈ VUI</w:t>
+              <w:t>Chủ đề 8: Mùa hè vui</w:t>
             </w:r>
           </w:p>
         </w:tc>
@@ -4612,7 +4612,7 @@
                 <w:i w:val="0"/>
                 <w:sz w:val="20"/>
               </w:rPr>
-              <w:t>Chủ đề 8: MÙA HÈ VUI</w:t>
+              <w:t>Chủ đề 8: Mùa hè vui</w:t>
             </w:r>
           </w:p>
         </w:tc>
